--- a/zht/docx/023.content.docx
+++ b/zht/docx/023.content.docx
@@ -150,26 +150,6 @@
           <w:lang w:val="zh_TW" w:bidi="zh_TW"/>
         </w:rPr>
         <w:t>gei</w:t>
-      </w:r>
-      <w:r>
-        <w:rPr>
-          <w:lang w:val="zh_TW" w:bidi="zh_TW"/>
-        </w:rPr>
-      </w:r>
-    </w:p>
-    <w:p>
-      <w:pPr/>
-      <w:r>
-        <w:rPr>
-          <w:lang w:val="zh_TW" w:bidi="zh_TW"/>
-        </w:rPr>
-      </w:r>
-      <w:r>
-        <w:rPr>
-          <w:i/>
-          <w:lang w:val="zh_TW" w:bidi="zh_TW"/>
-        </w:rPr>
-        <w:t>給七個教會的書信</w:t>
       </w:r>
       <w:r>
         <w:rPr>

--- a/zht/docx/023.content.docx
+++ b/zht/docx/023.content.docx
@@ -19,7 +19,7 @@
         <w:rPr>
           <w:lang w:val="zh_TW" w:bidi="zh_TW"/>
         </w:rPr>
-        <w:t>Resource: Study Notes - Themes (Tyndale)</w:t>
+        <w:t>Resource: Tyndale Open Study Notes</w:t>
       </w:r>
       <w:r>
         <w:rPr>
@@ -112,7 +112,7 @@
         <w:rPr>
           <w:lang w:val="zh_TW" w:bidi="zh_TW"/>
         </w:rPr>
-        <w:t>Study Notes - Themes (Tyndale)</w:t>
+        <w:t>Tyndale Open Study Notes</w:t>
       </w:r>
     </w:p>
     <w:p>

--- a/zht/docx/023.content.docx
+++ b/zht/docx/023.content.docx
@@ -149,7 +149,7 @@
         <w:rPr>
           <w:lang w:val="zh_TW" w:bidi="zh_TW"/>
         </w:rPr>
-        <w:t>gei</w:t>
+        <w:t>gen</w:t>
       </w:r>
       <w:r>
         <w:rPr>
@@ -212,7 +212,7 @@
         <w:rPr>
           <w:lang w:val="zh_TW" w:bidi="zh_TW"/>
         </w:rPr>
-        <w:t>給七個教會的書信</w:t>
+        <w:t>跟隨神所帶來的苦難</w:t>
       </w:r>
       <w:r>
         <w:rPr>
@@ -231,7 +231,7 @@
         <w:rPr>
           <w:lang w:val="zh_TW" w:bidi="zh_TW"/>
         </w:rPr>
-        <w:t>在寫給亞細亞七個教會的書信中，使徒約翰使用了一個固定的文學模式（</w:t>
+        <w:t>有時，人們勸別人接受耶穌基督，是因為他們承諾耶穌會解決人生的所有問題。然而，耶穌卻從未應許，祂會解決我們一切的困難，祂反而常常提醒人要衡量跟隨祂的代價（例如，見</w:t>
       </w:r>
       <w:hyperlink r:id="rId13">
         <w:r>
@@ -242,14 +242,14 @@
             <w:color w:val="0000EE"/>
             <w:u w:val="single"/>
           </w:rPr>
-          <w:t>啟2–3章</w:t>
-        </w:r>
-      </w:hyperlink>
-      <w:r>
-        <w:rPr>
-          <w:lang w:val="zh_TW" w:bidi="zh_TW"/>
-        </w:rPr>
-        <w:t>）。每封信的開流，都是寫給某個城中的「教會的使者」。接著，引用「人子」異象中對耶穌某個特徵的描述（</w:t>
+          <w:t>路14:28</w:t>
+        </w:r>
+      </w:hyperlink>
+      <w:r>
+        <w:rPr>
+          <w:lang w:val="zh_TW" w:bidi="zh_TW"/>
+        </w:rPr>
+        <w:t>），並強調選擇跟隨祂所帶來的困難與挑戰（例如，見</w:t>
       </w:r>
       <w:hyperlink r:id="rId14">
         <w:r>
@@ -260,7 +260,7 @@
             <w:color w:val="0000EE"/>
             <w:u w:val="single"/>
           </w:rPr>
-          <w:t>1:12–18</w:t>
+          <w:t>可8:34</w:t>
         </w:r>
       </w:hyperlink>
       <w:r>
@@ -277,11 +277,113 @@
           <w:lang w:val="zh_TW" w:bidi="zh_TW"/>
         </w:rPr>
       </w:r>
-      <w:r>
-        <w:rPr>
-          <w:lang w:val="zh_TW" w:bidi="zh_TW"/>
-        </w:rPr>
-        <w:t>耶穌說祂知道每個教會的光景，並描述其狀況。祂給予勸勉或責備，並應許那些順服的人必得賞賜。每一次，耶穌都強調人們必須全心聆聽聖靈向眾教會所說的話。</w:t>
+      <w:hyperlink r:id="rId15">
+        <w:r>
+          <w:rPr>
+            <w:lang w:val="zh_TW" w:bidi="zh_TW"/>
+          </w:rPr>
+          <w:rPr>
+            <w:color w:val="0000EE"/>
+            <w:u w:val="single"/>
+          </w:rPr>
+          <w:t>出埃及記第五章</w:t>
+        </w:r>
+      </w:hyperlink>
+      <w:r>
+        <w:rPr>
+          <w:lang w:val="zh_TW" w:bidi="zh_TW"/>
+        </w:rPr>
+        <w:t>提供了一個例子，顯示有時跟隨神反而會在開始時面對更多挑戰。一開始，法老因為害怕以色列民越來越多，可能對埃及造成威脅，就把他們變成奴隸（</w:t>
+      </w:r>
+      <w:hyperlink r:id="rId16">
+        <w:r>
+          <w:rPr>
+            <w:lang w:val="zh_TW" w:bidi="zh_TW"/>
+          </w:rPr>
+          <w:rPr>
+            <w:color w:val="0000EE"/>
+            <w:u w:val="single"/>
+          </w:rPr>
+          <w:t>1:8–22</w:t>
+        </w:r>
+      </w:hyperlink>
+      <w:r>
+        <w:rPr>
+          <w:lang w:val="zh_TW" w:bidi="zh_TW"/>
+        </w:rPr>
+        <w:t>）。到了第</w:t>
+      </w:r>
+      <w:hyperlink r:id="rId15">
+        <w:r>
+          <w:rPr>
+            <w:lang w:val="zh_TW" w:bidi="zh_TW"/>
+          </w:rPr>
+          <w:rPr>
+            <w:color w:val="0000EE"/>
+            <w:u w:val="single"/>
+          </w:rPr>
+          <w:t>五</w:t>
+        </w:r>
+      </w:hyperlink>
+      <w:r>
+        <w:rPr>
+          <w:lang w:val="zh_TW" w:bidi="zh_TW"/>
+        </w:rPr>
+        <w:t>章，情況出現變化。摩西與亞倫把神要拯救百姓的信息告訴他們，使他們重新燃起盼望 （</w:t>
+      </w:r>
+      <w:hyperlink r:id="rId17">
+        <w:r>
+          <w:rPr>
+            <w:lang w:val="zh_TW" w:bidi="zh_TW"/>
+          </w:rPr>
+          <w:rPr>
+            <w:color w:val="0000EE"/>
+            <w:u w:val="single"/>
+          </w:rPr>
+          <w:t>4:29–31</w:t>
+        </w:r>
+      </w:hyperlink>
+      <w:r>
+        <w:rPr>
+          <w:lang w:val="zh_TW" w:bidi="zh_TW"/>
+        </w:rPr>
+        <w:t>）。當摩西與亞倫第一次去見法老時，他們宣告神才是真正的主宰 （</w:t>
+      </w:r>
+      <w:hyperlink r:id="rId18">
+        <w:r>
+          <w:rPr>
+            <w:lang w:val="zh_TW" w:bidi="zh_TW"/>
+          </w:rPr>
+          <w:rPr>
+            <w:color w:val="0000EE"/>
+            <w:u w:val="single"/>
+          </w:rPr>
+          <w:t>5:1–3</w:t>
+        </w:r>
+      </w:hyperlink>
+      <w:r>
+        <w:rPr>
+          <w:lang w:val="zh_TW" w:bidi="zh_TW"/>
+        </w:rPr>
+        <w:t>）。如預料般，法老視此為對其王權的挑戰，便加重以色列人的苦工與壓迫（</w:t>
+      </w:r>
+      <w:hyperlink r:id="rId19">
+        <w:r>
+          <w:rPr>
+            <w:lang w:val="zh_TW" w:bidi="zh_TW"/>
+          </w:rPr>
+          <w:rPr>
+            <w:color w:val="0000EE"/>
+            <w:u w:val="single"/>
+          </w:rPr>
+          <w:t>5:4–21</w:t>
+        </w:r>
+      </w:hyperlink>
+      <w:r>
+        <w:rPr>
+          <w:lang w:val="zh_TW" w:bidi="zh_TW"/>
+        </w:rPr>
+        <w:t>）。</w:t>
       </w:r>
     </w:p>
     <w:p>
@@ -295,7 +397,115 @@
         <w:rPr>
           <w:lang w:val="zh_TW" w:bidi="zh_TW"/>
         </w:rPr>
-        <w:t>解經家常將這七封信分為七個獨立的信息，有人認為象徵著七類人或七個歷史時期。然而，這些書信最初是耶穌直接寫給當時亞細亞具體的地方教會。耶穌認識每一個地方的基督徒群體，並勸勉他們忠心跟隨祂。</w:t>
+        <w:t>當神的國度與神的敵對勢力發生對抗時，神的百姓常會經歷衝突與苦難。這樣的情況不應讓我們感到意外。當一個人成為基督徒，就是離開被黑暗與邪惡掌控的生活，開始活在神的良善與光明之中（</w:t>
+      </w:r>
+      <w:hyperlink r:id="rId20">
+        <w:r>
+          <w:rPr>
+            <w:lang w:val="zh_TW" w:bidi="zh_TW"/>
+          </w:rPr>
+          <w:rPr>
+            <w:color w:val="0000EE"/>
+            <w:u w:val="single"/>
+          </w:rPr>
+          <w:t>西1:11–14</w:t>
+        </w:r>
+      </w:hyperlink>
+      <w:r>
+        <w:rPr>
+          <w:lang w:val="zh_TW" w:bidi="zh_TW"/>
+        </w:rPr>
+        <w:t>）。然而，黑暗國度的統治者不會讓人輕易離開，必定會展開反擊。我們要在信心中站立得穩，深信神必為我們得著最終的勝利（</w:t>
+      </w:r>
+      <w:hyperlink r:id="rId21">
+        <w:r>
+          <w:rPr>
+            <w:lang w:val="zh_TW" w:bidi="zh_TW"/>
+          </w:rPr>
+          <w:rPr>
+            <w:color w:val="0000EE"/>
+            <w:u w:val="single"/>
+          </w:rPr>
+          <w:t>出6:1–8</w:t>
+        </w:r>
+      </w:hyperlink>
+      <w:r>
+        <w:rPr>
+          <w:lang w:val="zh_TW" w:bidi="zh_TW"/>
+        </w:rPr>
+        <w:t>；另見</w:t>
+      </w:r>
+      <w:hyperlink r:id="rId22">
+        <w:r>
+          <w:rPr>
+            <w:lang w:val="zh_TW" w:bidi="zh_TW"/>
+          </w:rPr>
+          <w:rPr>
+            <w:color w:val="0000EE"/>
+            <w:u w:val="single"/>
+          </w:rPr>
+          <w:t>太5:11–12</w:t>
+        </w:r>
+      </w:hyperlink>
+      <w:r>
+        <w:rPr>
+          <w:lang w:val="zh_TW" w:bidi="zh_TW"/>
+        </w:rPr>
+        <w:t>；</w:t>
+      </w:r>
+      <w:hyperlink r:id="rId23">
+        <w:r>
+          <w:rPr>
+            <w:lang w:val="zh_TW" w:bidi="zh_TW"/>
+          </w:rPr>
+          <w:rPr>
+            <w:color w:val="0000EE"/>
+            <w:u w:val="single"/>
+          </w:rPr>
+          <w:t>約16:33</w:t>
+        </w:r>
+      </w:hyperlink>
+      <w:r>
+        <w:rPr>
+          <w:lang w:val="zh_TW" w:bidi="zh_TW"/>
+        </w:rPr>
+        <w:t>；</w:t>
+      </w:r>
+      <w:hyperlink r:id="rId24">
+        <w:r>
+          <w:rPr>
+            <w:lang w:val="zh_TW" w:bidi="zh_TW"/>
+          </w:rPr>
+          <w:rPr>
+            <w:color w:val="0000EE"/>
+            <w:u w:val="single"/>
+          </w:rPr>
+          <w:t>羅16:20</w:t>
+        </w:r>
+      </w:hyperlink>
+      <w:r>
+        <w:rPr>
+          <w:lang w:val="zh_TW" w:bidi="zh_TW"/>
+        </w:rPr>
+        <w:t>；</w:t>
+      </w:r>
+      <w:hyperlink r:id="rId25">
+        <w:r>
+          <w:rPr>
+            <w:lang w:val="zh_TW" w:bidi="zh_TW"/>
+          </w:rPr>
+          <w:rPr>
+            <w:color w:val="0000EE"/>
+            <w:u w:val="single"/>
+          </w:rPr>
+          <w:t>弗6:10–18</w:t>
+        </w:r>
+      </w:hyperlink>
+      <w:r>
+        <w:rPr>
+          <w:lang w:val="zh_TW" w:bidi="zh_TW"/>
+        </w:rPr>
+        <w:t>）。</w:t>
       </w:r>
     </w:p>
     <w:p>
@@ -307,9 +517,10 @@
       </w:r>
       <w:r>
         <w:rPr>
-          <w:lang w:val="zh_TW" w:bidi="zh_TW"/>
-        </w:rPr>
-        <w:t>這七封信構成一個完整的信息，適用於各時代、各地區的教會，因為每間教會都有自己的軟弱。任何地方教會可能會反映其中一個教會的特徵，而每個群體中也有人與當時教會中的信徒相似。耶穌邀請每一個基督徒群體，藉由這些信息來省察自己。</w:t>
+          <w:u w:val="single"/>
+          <w:lang w:val="zh_TW" w:bidi="zh_TW"/>
+        </w:rPr>
+        <w:t>進深研究的經文段落</w:t>
       </w:r>
     </w:p>
     <w:p>
@@ -319,12 +530,279 @@
           <w:lang w:val="zh_TW" w:bidi="zh_TW"/>
         </w:rPr>
       </w:r>
-      <w:r>
-        <w:rPr>
-          <w:u w:val="single"/>
-          <w:lang w:val="zh_TW" w:bidi="zh_TW"/>
-        </w:rPr>
-        <w:t>進深研究的經文段落</w:t>
+      <w:hyperlink r:id="rId26">
+        <w:r>
+          <w:rPr>
+            <w:lang w:val="zh_TW" w:bidi="zh_TW"/>
+          </w:rPr>
+          <w:rPr>
+            <w:color w:val="0000EE"/>
+            <w:u w:val="single"/>
+          </w:rPr>
+          <w:t>創39:6–20；</w:t>
+        </w:r>
+      </w:hyperlink>
+      <w:hyperlink r:id="rId15">
+        <w:r>
+          <w:rPr>
+            <w:lang w:val="zh_TW" w:bidi="zh_TW"/>
+          </w:rPr>
+          <w:rPr>
+            <w:color w:val="0000EE"/>
+            <w:u w:val="single"/>
+          </w:rPr>
+          <w:t>出5:1–23</w:t>
+        </w:r>
+      </w:hyperlink>
+      <w:r>
+        <w:rPr>
+          <w:lang w:val="zh_TW" w:bidi="zh_TW"/>
+        </w:rPr>
+        <w:t>，</w:t>
+      </w:r>
+      <w:hyperlink r:id="rId27">
+        <w:r>
+          <w:rPr>
+            <w:lang w:val="zh_TW" w:bidi="zh_TW"/>
+          </w:rPr>
+          <w:rPr>
+            <w:color w:val="0000EE"/>
+            <w:u w:val="single"/>
+          </w:rPr>
+          <w:t>18:8；</w:t>
+        </w:r>
+      </w:hyperlink>
+      <w:hyperlink r:id="rId28">
+        <w:r>
+          <w:rPr>
+            <w:lang w:val="zh_TW" w:bidi="zh_TW"/>
+          </w:rPr>
+          <w:rPr>
+            <w:color w:val="0000EE"/>
+            <w:u w:val="single"/>
+          </w:rPr>
+          <w:t>王上18:3–4</w:t>
+        </w:r>
+      </w:hyperlink>
+      <w:r>
+        <w:rPr>
+          <w:lang w:val="zh_TW" w:bidi="zh_TW"/>
+        </w:rPr>
+        <w:t>，</w:t>
+      </w:r>
+      <w:hyperlink r:id="rId29">
+        <w:r>
+          <w:rPr>
+            <w:lang w:val="zh_TW" w:bidi="zh_TW"/>
+          </w:rPr>
+          <w:rPr>
+            <w:color w:val="0000EE"/>
+            <w:u w:val="single"/>
+          </w:rPr>
+          <w:t>19:1–10；</w:t>
+        </w:r>
+      </w:hyperlink>
+      <w:hyperlink r:id="rId30">
+        <w:r>
+          <w:rPr>
+            <w:lang w:val="zh_TW" w:bidi="zh_TW"/>
+          </w:rPr>
+          <w:rPr>
+            <w:color w:val="0000EE"/>
+            <w:u w:val="single"/>
+          </w:rPr>
+          <w:t>詩6:6–7</w:t>
+        </w:r>
+      </w:hyperlink>
+      <w:r>
+        <w:rPr>
+          <w:lang w:val="zh_TW" w:bidi="zh_TW"/>
+        </w:rPr>
+        <w:t>，</w:t>
+      </w:r>
+      <w:hyperlink r:id="rId31">
+        <w:r>
+          <w:rPr>
+            <w:lang w:val="zh_TW" w:bidi="zh_TW"/>
+          </w:rPr>
+          <w:rPr>
+            <w:color w:val="0000EE"/>
+            <w:u w:val="single"/>
+          </w:rPr>
+          <w:t>22:11–18；</w:t>
+        </w:r>
+      </w:hyperlink>
+      <w:hyperlink r:id="rId22">
+        <w:r>
+          <w:rPr>
+            <w:lang w:val="zh_TW" w:bidi="zh_TW"/>
+          </w:rPr>
+          <w:rPr>
+            <w:color w:val="0000EE"/>
+            <w:u w:val="single"/>
+          </w:rPr>
+          <w:t>太5:11–12；</w:t>
+        </w:r>
+      </w:hyperlink>
+      <w:hyperlink r:id="rId14">
+        <w:r>
+          <w:rPr>
+            <w:lang w:val="zh_TW" w:bidi="zh_TW"/>
+          </w:rPr>
+          <w:rPr>
+            <w:color w:val="0000EE"/>
+            <w:u w:val="single"/>
+          </w:rPr>
+          <w:t>可8:34；</w:t>
+        </w:r>
+      </w:hyperlink>
+      <w:hyperlink r:id="rId32">
+        <w:r>
+          <w:rPr>
+            <w:lang w:val="zh_TW" w:bidi="zh_TW"/>
+          </w:rPr>
+          <w:rPr>
+            <w:color w:val="0000EE"/>
+            <w:u w:val="single"/>
+          </w:rPr>
+          <w:t>約15:20</w:t>
+        </w:r>
+      </w:hyperlink>
+      <w:r>
+        <w:rPr>
+          <w:lang w:val="zh_TW" w:bidi="zh_TW"/>
+        </w:rPr>
+        <w:t>，</w:t>
+      </w:r>
+      <w:hyperlink r:id="rId23">
+        <w:r>
+          <w:rPr>
+            <w:lang w:val="zh_TW" w:bidi="zh_TW"/>
+          </w:rPr>
+          <w:rPr>
+            <w:color w:val="0000EE"/>
+            <w:u w:val="single"/>
+          </w:rPr>
+          <w:t>16:33；</w:t>
+        </w:r>
+      </w:hyperlink>
+      <w:hyperlink r:id="rId24">
+        <w:r>
+          <w:rPr>
+            <w:lang w:val="zh_TW" w:bidi="zh_TW"/>
+          </w:rPr>
+          <w:rPr>
+            <w:color w:val="0000EE"/>
+            <w:u w:val="single"/>
+          </w:rPr>
+          <w:t>羅16:20；</w:t>
+        </w:r>
+      </w:hyperlink>
+      <w:hyperlink r:id="rId33">
+        <w:r>
+          <w:rPr>
+            <w:lang w:val="zh_TW" w:bidi="zh_TW"/>
+          </w:rPr>
+          <w:rPr>
+            <w:color w:val="0000EE"/>
+            <w:u w:val="single"/>
+          </w:rPr>
+          <w:t>林後11:23–29；</w:t>
+        </w:r>
+      </w:hyperlink>
+      <w:hyperlink r:id="rId25">
+        <w:r>
+          <w:rPr>
+            <w:lang w:val="zh_TW" w:bidi="zh_TW"/>
+          </w:rPr>
+          <w:rPr>
+            <w:color w:val="0000EE"/>
+            <w:u w:val="single"/>
+          </w:rPr>
+          <w:t>弗6:10–18；</w:t>
+        </w:r>
+      </w:hyperlink>
+      <w:hyperlink r:id="rId34">
+        <w:r>
+          <w:rPr>
+            <w:lang w:val="zh_TW" w:bidi="zh_TW"/>
+          </w:rPr>
+          <w:rPr>
+            <w:color w:val="0000EE"/>
+            <w:u w:val="single"/>
+          </w:rPr>
+          <w:t>提後3:12；</w:t>
+        </w:r>
+      </w:hyperlink>
+      <w:hyperlink r:id="rId35">
+        <w:r>
+          <w:rPr>
+            <w:lang w:val="zh_TW" w:bidi="zh_TW"/>
+          </w:rPr>
+          <w:rPr>
+            <w:color w:val="0000EE"/>
+            <w:u w:val="single"/>
+          </w:rPr>
+          <w:t>來10:32–36；</w:t>
+        </w:r>
+      </w:hyperlink>
+      <w:hyperlink r:id="rId36">
+        <w:r>
+          <w:rPr>
+            <w:lang w:val="zh_TW" w:bidi="zh_TW"/>
+          </w:rPr>
+          <w:rPr>
+            <w:color w:val="0000EE"/>
+            <w:u w:val="single"/>
+          </w:rPr>
+          <w:t>彼前1:6–7</w:t>
+        </w:r>
+      </w:hyperlink>
+      <w:r>
+        <w:rPr>
+          <w:lang w:val="zh_TW" w:bidi="zh_TW"/>
+        </w:rPr>
+        <w:t>，</w:t>
+      </w:r>
+      <w:hyperlink r:id="rId37">
+        <w:r>
+          <w:rPr>
+            <w:lang w:val="zh_TW" w:bidi="zh_TW"/>
+          </w:rPr>
+          <w:rPr>
+            <w:color w:val="0000EE"/>
+            <w:u w:val="single"/>
+          </w:rPr>
+          <w:t>3:9–17</w:t>
+        </w:r>
+      </w:hyperlink>
+      <w:r>
+        <w:rPr>
+          <w:lang w:val="zh_TW" w:bidi="zh_TW"/>
+        </w:rPr>
+        <w:t>，</w:t>
+      </w:r>
+      <w:hyperlink r:id="rId38">
+        <w:r>
+          <w:rPr>
+            <w:lang w:val="zh_TW" w:bidi="zh_TW"/>
+          </w:rPr>
+          <w:rPr>
+            <w:color w:val="0000EE"/>
+            <w:u w:val="single"/>
+          </w:rPr>
+          <w:t>4:12–19</w:t>
+        </w:r>
+      </w:hyperlink>
+      <w:r>
+        <w:rPr>
+          <w:lang w:val="zh_TW" w:bidi="zh_TW"/>
+        </w:rPr>
+      </w:r>
+      <w:r>
+        <w:rPr>
+          <w:lang w:val="zh_TW" w:bidi="zh_TW"/>
+        </w:rPr>
       </w:r>
     </w:p>
     <w:p>
@@ -334,16 +812,1469 @@
           <w:lang w:val="zh_TW" w:bidi="zh_TW"/>
         </w:rPr>
       </w:r>
-      <w:hyperlink r:id="rId13">
-        <w:r>
-          <w:rPr>
-            <w:lang w:val="zh_TW" w:bidi="zh_TW"/>
-          </w:rPr>
-          <w:rPr>
-            <w:color w:val="0000EE"/>
-            <w:u w:val="single"/>
-          </w:rPr>
-          <w:t>啟2:1–3:22</w:t>
+    </w:p>
+    <w:p>
+      <w:pPr>
+        <w:pStyle w:val="Heading2"/>
+      </w:pPr>
+      <w:r>
+        <w:rPr>
+          <w:lang w:val="zh_TW" w:bidi="zh_TW"/>
+        </w:rPr>
+        <w:t>跟隨耶穌</w:t>
+      </w:r>
+      <w:r>
+        <w:rPr>
+          <w:lang w:val="zh_TW" w:bidi="zh_TW"/>
+        </w:rPr>
+      </w:r>
+    </w:p>
+    <w:p>
+      <w:pPr/>
+      <w:r>
+        <w:rPr>
+          <w:lang w:val="zh_TW" w:bidi="zh_TW"/>
+        </w:rPr>
+      </w:r>
+      <w:r>
+        <w:rPr>
+          <w:lang w:val="zh_TW" w:bidi="zh_TW"/>
+        </w:rPr>
+        <w:t>福音書（記載耶穌生平的書卷）是為了幫助人明白並接受耶穌的邀請：藉著「背起他的十字架」來跟從祂。這個邀請不僅僅是給耶穌最親近的跟隨者（使徒），也是向每一位願意跟隨祂的人發出（</w:t>
+      </w:r>
+      <w:hyperlink r:id="rId39">
+        <w:r>
+          <w:rPr>
+            <w:lang w:val="zh_TW" w:bidi="zh_TW"/>
+          </w:rPr>
+          <w:rPr>
+            <w:color w:val="0000EE"/>
+            <w:u w:val="single"/>
+          </w:rPr>
+          <w:t>可3:13–19</w:t>
+        </w:r>
+      </w:hyperlink>
+      <w:r>
+        <w:rPr>
+          <w:lang w:val="zh_TW" w:bidi="zh_TW"/>
+        </w:rPr>
+        <w:t>；另見</w:t>
+      </w:r>
+      <w:hyperlink r:id="rId40">
+        <w:r>
+          <w:rPr>
+            <w:lang w:val="zh_TW" w:bidi="zh_TW"/>
+          </w:rPr>
+          <w:rPr>
+            <w:color w:val="0000EE"/>
+            <w:u w:val="single"/>
+          </w:rPr>
+          <w:t>1:16–20，</w:t>
+        </w:r>
+      </w:hyperlink>
+      <w:hyperlink r:id="rId41">
+        <w:r>
+          <w:rPr>
+            <w:lang w:val="zh_TW" w:bidi="zh_TW"/>
+          </w:rPr>
+          <w:rPr>
+            <w:color w:val="0000EE"/>
+            <w:u w:val="single"/>
+          </w:rPr>
+          <w:t>2:14</w:t>
+        </w:r>
+      </w:hyperlink>
+      <w:r>
+        <w:rPr>
+          <w:lang w:val="zh_TW" w:bidi="zh_TW"/>
+        </w:rPr>
+        <w:t>），是給所有願意跟從祂的人（</w:t>
+      </w:r>
+      <w:hyperlink r:id="rId14">
+        <w:r>
+          <w:rPr>
+            <w:lang w:val="zh_TW" w:bidi="zh_TW"/>
+          </w:rPr>
+          <w:rPr>
+            <w:color w:val="0000EE"/>
+            <w:u w:val="single"/>
+          </w:rPr>
+          <w:t>可8:34</w:t>
+        </w:r>
+      </w:hyperlink>
+      <w:r>
+        <w:rPr>
+          <w:lang w:val="zh_TW" w:bidi="zh_TW"/>
+        </w:rPr>
+        <w:t xml:space="preserve">；另見 </w:t>
+      </w:r>
+      <w:hyperlink r:id="rId42">
+        <w:r>
+          <w:rPr>
+            <w:lang w:val="zh_TW" w:bidi="zh_TW"/>
+          </w:rPr>
+          <w:rPr>
+            <w:color w:val="0000EE"/>
+            <w:u w:val="single"/>
+          </w:rPr>
+          <w:t>2:15，</w:t>
+        </w:r>
+      </w:hyperlink>
+      <w:hyperlink r:id="rId43">
+        <w:r>
+          <w:rPr>
+            <w:lang w:val="zh_TW" w:bidi="zh_TW"/>
+          </w:rPr>
+          <w:rPr>
+            <w:color w:val="0000EE"/>
+            <w:u w:val="single"/>
+          </w:rPr>
+          <w:t>10:21、</w:t>
+        </w:r>
+      </w:hyperlink>
+      <w:hyperlink r:id="rId44">
+        <w:r>
+          <w:rPr>
+            <w:lang w:val="zh_TW" w:bidi="zh_TW"/>
+          </w:rPr>
+          <w:rPr>
+            <w:color w:val="0000EE"/>
+            <w:u w:val="single"/>
+          </w:rPr>
+          <w:t>52</w:t>
+        </w:r>
+      </w:hyperlink>
+      <w:r>
+        <w:rPr>
+          <w:lang w:val="zh_TW" w:bidi="zh_TW"/>
+        </w:rPr>
+        <w:t>）。有些人覺得跟從耶穌非常困難，但神藉著祂的恩典提供幫助（</w:t>
+      </w:r>
+      <w:hyperlink r:id="rId45">
+        <w:r>
+          <w:rPr>
+            <w:lang w:val="zh_TW" w:bidi="zh_TW"/>
+          </w:rPr>
+          <w:rPr>
+            <w:color w:val="0000EE"/>
+            <w:u w:val="single"/>
+          </w:rPr>
+          <w:t>可10:17–25、</w:t>
+        </w:r>
+      </w:hyperlink>
+      <w:hyperlink r:id="rId46">
+        <w:r>
+          <w:rPr>
+            <w:lang w:val="zh_TW" w:bidi="zh_TW"/>
+          </w:rPr>
+          <w:rPr>
+            <w:color w:val="0000EE"/>
+            <w:u w:val="single"/>
+          </w:rPr>
+          <w:t>27</w:t>
+        </w:r>
+      </w:hyperlink>
+      <w:r>
+        <w:rPr>
+          <w:lang w:val="zh_TW" w:bidi="zh_TW"/>
+        </w:rPr>
+        <w:t>）。另一些人則迅速回應耶穌的呼召（</w:t>
+      </w:r>
+      <w:hyperlink r:id="rId41">
+        <w:r>
+          <w:rPr>
+            <w:lang w:val="zh_TW" w:bidi="zh_TW"/>
+          </w:rPr>
+          <w:rPr>
+            <w:color w:val="0000EE"/>
+            <w:u w:val="single"/>
+          </w:rPr>
+          <w:t>可2:14</w:t>
+        </w:r>
+      </w:hyperlink>
+      <w:r>
+        <w:rPr>
+          <w:lang w:val="zh_TW" w:bidi="zh_TW"/>
+        </w:rPr>
+        <w:t>；另見</w:t>
+      </w:r>
+      <w:hyperlink r:id="rId47">
+        <w:r>
+          <w:rPr>
+            <w:lang w:val="zh_TW" w:bidi="zh_TW"/>
+          </w:rPr>
+          <w:rPr>
+            <w:color w:val="0000EE"/>
+            <w:u w:val="single"/>
+          </w:rPr>
+          <w:t>路7:36–50</w:t>
+        </w:r>
+      </w:hyperlink>
+      <w:r>
+        <w:rPr>
+          <w:lang w:val="zh_TW" w:bidi="zh_TW"/>
+        </w:rPr>
+        <w:t>）。</w:t>
+      </w:r>
+    </w:p>
+    <w:p>
+      <w:pPr/>
+      <w:r>
+        <w:rPr>
+          <w:lang w:val="zh_TW" w:bidi="zh_TW"/>
+        </w:rPr>
+      </w:r>
+      <w:r>
+        <w:rPr>
+          <w:lang w:val="zh_TW" w:bidi="zh_TW"/>
+        </w:rPr>
+        <w:t>「跟從耶穌」的意思是，全心投入並捨棄自私的行為（</w:t>
+      </w:r>
+      <w:hyperlink r:id="rId48">
+        <w:r>
+          <w:rPr>
+            <w:lang w:val="zh_TW" w:bidi="zh_TW"/>
+          </w:rPr>
+          <w:rPr>
+            <w:color w:val="0000EE"/>
+            <w:u w:val="single"/>
+          </w:rPr>
+          <w:t>可8:34–35</w:t>
+        </w:r>
+      </w:hyperlink>
+      <w:r>
+        <w:rPr>
+          <w:lang w:val="zh_TW" w:bidi="zh_TW"/>
+        </w:rPr>
+        <w:t>）。「背起自己的十字架」代表願意為耶穌放棄一切，甚至是自己的生命。例如，彼得、安得烈、雅各與約翰離開住處、放下工作來跟從耶穌（</w:t>
+      </w:r>
+      <w:hyperlink r:id="rId40">
+        <w:r>
+          <w:rPr>
+            <w:lang w:val="zh_TW" w:bidi="zh_TW"/>
+          </w:rPr>
+          <w:rPr>
+            <w:color w:val="0000EE"/>
+            <w:u w:val="single"/>
+          </w:rPr>
+          <w:t>可1:16–20</w:t>
+        </w:r>
+      </w:hyperlink>
+      <w:r>
+        <w:rPr>
+          <w:lang w:val="zh_TW" w:bidi="zh_TW"/>
+        </w:rPr>
+        <w:t>）；而一位富人則被要求賣掉一切財產，把錢分給窮人，好除去他的自私（</w:t>
+      </w:r>
+      <w:hyperlink r:id="rId43">
+        <w:r>
+          <w:rPr>
+            <w:lang w:val="zh_TW" w:bidi="zh_TW"/>
+          </w:rPr>
+          <w:rPr>
+            <w:color w:val="0000EE"/>
+            <w:u w:val="single"/>
+          </w:rPr>
+          <w:t>可10:21</w:t>
+        </w:r>
+      </w:hyperlink>
+      <w:r>
+        <w:rPr>
+          <w:lang w:val="zh_TW" w:bidi="zh_TW"/>
+        </w:rPr>
+        <w:t>）。</w:t>
+      </w:r>
+    </w:p>
+    <w:p>
+      <w:pPr/>
+      <w:r>
+        <w:rPr>
+          <w:lang w:val="zh_TW" w:bidi="zh_TW"/>
+        </w:rPr>
+      </w:r>
+      <w:r>
+        <w:rPr>
+          <w:lang w:val="zh_TW" w:bidi="zh_TW"/>
+        </w:rPr>
+        <w:t>跟從耶穌也包括在眾人面前承認祂，並持守祂的教導（</w:t>
+      </w:r>
+      <w:hyperlink r:id="rId49">
+        <w:r>
+          <w:rPr>
+            <w:lang w:val="zh_TW" w:bidi="zh_TW"/>
+          </w:rPr>
+          <w:rPr>
+            <w:color w:val="0000EE"/>
+            <w:u w:val="single"/>
+          </w:rPr>
+          <w:t>可8:38</w:t>
+        </w:r>
+      </w:hyperlink>
+      <w:r>
+        <w:rPr>
+          <w:lang w:val="zh_TW" w:bidi="zh_TW"/>
+        </w:rPr>
+        <w:t>；參</w:t>
+      </w:r>
+      <w:hyperlink r:id="rId50">
+        <w:r>
+          <w:rPr>
+            <w:lang w:val="zh_TW" w:bidi="zh_TW"/>
+          </w:rPr>
+          <w:rPr>
+            <w:color w:val="0000EE"/>
+            <w:u w:val="single"/>
+          </w:rPr>
+          <w:t>羅10:9</w:t>
+        </w:r>
+      </w:hyperlink>
+      <w:r>
+        <w:rPr>
+          <w:lang w:val="zh_TW" w:bidi="zh_TW"/>
+        </w:rPr>
+        <w:t>）。這表示要除去一切妨礙你跟從耶穌的事物，不論多困難（</w:t>
+      </w:r>
+      <w:hyperlink r:id="rId51">
+        <w:r>
+          <w:rPr>
+            <w:lang w:val="zh_TW" w:bidi="zh_TW"/>
+          </w:rPr>
+          <w:rPr>
+            <w:color w:val="0000EE"/>
+            <w:u w:val="single"/>
+          </w:rPr>
+          <w:t>可9:43–48</w:t>
+        </w:r>
+      </w:hyperlink>
+      <w:r>
+        <w:rPr>
+          <w:lang w:val="zh_TW" w:bidi="zh_TW"/>
+        </w:rPr>
+        <w:t>）。這也包含完全信靠耶穌，並拒絕犯罪（</w:t>
+      </w:r>
+      <w:hyperlink r:id="rId52">
+        <w:r>
+          <w:rPr>
+            <w:lang w:val="zh_TW" w:bidi="zh_TW"/>
+          </w:rPr>
+          <w:rPr>
+            <w:color w:val="0000EE"/>
+            <w:u w:val="single"/>
+          </w:rPr>
+          <w:t>可1:15，</w:t>
+        </w:r>
+      </w:hyperlink>
+      <w:hyperlink r:id="rId53">
+        <w:r>
+          <w:rPr>
+            <w:lang w:val="zh_TW" w:bidi="zh_TW"/>
+          </w:rPr>
+          <w:rPr>
+            <w:color w:val="0000EE"/>
+            <w:u w:val="single"/>
+          </w:rPr>
+          <w:t>6:12</w:t>
+        </w:r>
+      </w:hyperlink>
+      <w:r>
+        <w:rPr>
+          <w:lang w:val="zh_TW" w:bidi="zh_TW"/>
+        </w:rPr>
+        <w:t>）；甚至要求人們對耶穌忠誠，比對父母更加忠誠（</w:t>
+      </w:r>
+      <w:hyperlink r:id="rId54">
+        <w:r>
+          <w:rPr>
+            <w:lang w:val="zh_TW" w:bidi="zh_TW"/>
+          </w:rPr>
+          <w:rPr>
+            <w:color w:val="0000EE"/>
+            <w:u w:val="single"/>
+          </w:rPr>
+          <w:t>太10:37</w:t>
+        </w:r>
+      </w:hyperlink>
+      <w:r>
+        <w:rPr>
+          <w:lang w:val="zh_TW" w:bidi="zh_TW"/>
+        </w:rPr>
+        <w:t>；</w:t>
+      </w:r>
+      <w:hyperlink r:id="rId55">
+        <w:r>
+          <w:rPr>
+            <w:lang w:val="zh_TW" w:bidi="zh_TW"/>
+          </w:rPr>
+          <w:rPr>
+            <w:color w:val="0000EE"/>
+            <w:u w:val="single"/>
+          </w:rPr>
+          <w:t>路14:26</w:t>
+        </w:r>
+      </w:hyperlink>
+      <w:r>
+        <w:rPr>
+          <w:lang w:val="zh_TW" w:bidi="zh_TW"/>
+        </w:rPr>
+        <w:t>）。</w:t>
+      </w:r>
+    </w:p>
+    <w:p>
+      <w:pPr/>
+      <w:r>
+        <w:rPr>
+          <w:lang w:val="zh_TW" w:bidi="zh_TW"/>
+        </w:rPr>
+      </w:r>
+      <w:r>
+        <w:rPr>
+          <w:lang w:val="zh_TW" w:bidi="zh_TW"/>
+        </w:rPr>
+        <w:t>耶穌清楚吩咐門徒，要把祂的信息傳開（</w:t>
+      </w:r>
+      <w:hyperlink r:id="rId56">
+        <w:r>
+          <w:rPr>
+            <w:lang w:val="zh_TW" w:bidi="zh_TW"/>
+          </w:rPr>
+          <w:rPr>
+            <w:color w:val="0000EE"/>
+            <w:u w:val="single"/>
+          </w:rPr>
+          <w:t>太28:18–20</w:t>
+        </w:r>
+      </w:hyperlink>
+      <w:r>
+        <w:rPr>
+          <w:lang w:val="zh_TW" w:bidi="zh_TW"/>
+        </w:rPr>
+        <w:t>；</w:t>
+      </w:r>
+      <w:hyperlink r:id="rId57">
+        <w:r>
+          <w:rPr>
+            <w:lang w:val="zh_TW" w:bidi="zh_TW"/>
+          </w:rPr>
+          <w:rPr>
+            <w:color w:val="0000EE"/>
+            <w:u w:val="single"/>
+          </w:rPr>
+          <w:t>路24:47–49</w:t>
+        </w:r>
+      </w:hyperlink>
+      <w:r>
+        <w:rPr>
+          <w:lang w:val="zh_TW" w:bidi="zh_TW"/>
+        </w:rPr>
+        <w:t>；</w:t>
+      </w:r>
+      <w:hyperlink r:id="rId58">
+        <w:r>
+          <w:rPr>
+            <w:lang w:val="zh_TW" w:bidi="zh_TW"/>
+          </w:rPr>
+          <w:rPr>
+            <w:color w:val="0000EE"/>
+            <w:u w:val="single"/>
+          </w:rPr>
+          <w:t>徒1:8</w:t>
+        </w:r>
+      </w:hyperlink>
+      <w:r>
+        <w:rPr>
+          <w:lang w:val="zh_TW" w:bidi="zh_TW"/>
+        </w:rPr>
+        <w:t>）。在整本新約聖經中，我們看到耶穌的門徒無論走到哪裡，都傳講這個好消息，許多人因此跟從耶穌（見</w:t>
+      </w:r>
+      <w:hyperlink r:id="rId59">
+        <w:r>
+          <w:rPr>
+            <w:lang w:val="zh_TW" w:bidi="zh_TW"/>
+          </w:rPr>
+          <w:rPr>
+            <w:color w:val="0000EE"/>
+            <w:u w:val="single"/>
+          </w:rPr>
+          <w:t>徒2:14–41，</w:t>
+        </w:r>
+      </w:hyperlink>
+      <w:hyperlink r:id="rId60">
+        <w:r>
+          <w:rPr>
+            <w:lang w:val="zh_TW" w:bidi="zh_TW"/>
+          </w:rPr>
+          <w:rPr>
+            <w:color w:val="0000EE"/>
+            <w:u w:val="single"/>
+          </w:rPr>
+          <w:t>3:12–26，</w:t>
+        </w:r>
+      </w:hyperlink>
+      <w:hyperlink r:id="rId61">
+        <w:r>
+          <w:rPr>
+            <w:lang w:val="zh_TW" w:bidi="zh_TW"/>
+          </w:rPr>
+          <w:rPr>
+            <w:color w:val="0000EE"/>
+            <w:u w:val="single"/>
+          </w:rPr>
+          <w:t>4:1–2</w:t>
+        </w:r>
+      </w:hyperlink>
+      <w:r>
+        <w:rPr>
+          <w:lang w:val="zh_TW" w:bidi="zh_TW"/>
+        </w:rPr>
+        <w:t>、</w:t>
+      </w:r>
+      <w:hyperlink r:id="rId62">
+        <w:r>
+          <w:rPr>
+            <w:lang w:val="zh_TW" w:bidi="zh_TW"/>
+          </w:rPr>
+          <w:rPr>
+            <w:color w:val="0000EE"/>
+            <w:u w:val="single"/>
+          </w:rPr>
+          <w:t>20，</w:t>
+        </w:r>
+      </w:hyperlink>
+      <w:hyperlink r:id="rId63">
+        <w:r>
+          <w:rPr>
+            <w:lang w:val="zh_TW" w:bidi="zh_TW"/>
+          </w:rPr>
+          <w:rPr>
+            <w:color w:val="0000EE"/>
+            <w:u w:val="single"/>
+          </w:rPr>
+          <w:t>8:4，</w:t>
+        </w:r>
+      </w:hyperlink>
+      <w:hyperlink r:id="rId64">
+        <w:r>
+          <w:rPr>
+            <w:lang w:val="zh_TW" w:bidi="zh_TW"/>
+          </w:rPr>
+          <w:rPr>
+            <w:color w:val="0000EE"/>
+            <w:u w:val="single"/>
+          </w:rPr>
+          <w:t>9:20，</w:t>
+        </w:r>
+      </w:hyperlink>
+      <w:hyperlink r:id="rId65">
+        <w:r>
+          <w:rPr>
+            <w:lang w:val="zh_TW" w:bidi="zh_TW"/>
+          </w:rPr>
+          <w:rPr>
+            <w:color w:val="0000EE"/>
+            <w:u w:val="single"/>
+          </w:rPr>
+          <w:t>11:19–26，</w:t>
+        </w:r>
+      </w:hyperlink>
+      <w:hyperlink r:id="rId66">
+        <w:r>
+          <w:rPr>
+            <w:lang w:val="zh_TW" w:bidi="zh_TW"/>
+          </w:rPr>
+          <w:rPr>
+            <w:color w:val="0000EE"/>
+            <w:u w:val="single"/>
+          </w:rPr>
+          <w:t>13:1–3</w:t>
+        </w:r>
+      </w:hyperlink>
+      <w:r>
+        <w:rPr>
+          <w:lang w:val="zh_TW" w:bidi="zh_TW"/>
+        </w:rPr>
+        <w:t>；</w:t>
+      </w:r>
+      <w:hyperlink r:id="rId67">
+        <w:r>
+          <w:rPr>
+            <w:lang w:val="zh_TW" w:bidi="zh_TW"/>
+          </w:rPr>
+          <w:rPr>
+            <w:color w:val="0000EE"/>
+            <w:u w:val="single"/>
+          </w:rPr>
+          <w:t>羅1:1–16，</w:t>
+        </w:r>
+      </w:hyperlink>
+      <w:hyperlink r:id="rId68">
+        <w:r>
+          <w:rPr>
+            <w:lang w:val="zh_TW" w:bidi="zh_TW"/>
+          </w:rPr>
+          <w:rPr>
+            <w:color w:val="0000EE"/>
+            <w:u w:val="single"/>
+          </w:rPr>
+          <w:t>10:14–15，</w:t>
+        </w:r>
+      </w:hyperlink>
+      <w:hyperlink r:id="rId69">
+        <w:r>
+          <w:rPr>
+            <w:lang w:val="zh_TW" w:bidi="zh_TW"/>
+          </w:rPr>
+          <w:rPr>
+            <w:color w:val="0000EE"/>
+            <w:u w:val="single"/>
+          </w:rPr>
+          <w:t>15:18–21</w:t>
+        </w:r>
+      </w:hyperlink>
+      <w:r>
+        <w:rPr>
+          <w:lang w:val="zh_TW" w:bidi="zh_TW"/>
+        </w:rPr>
+        <w:t>；</w:t>
+      </w:r>
+      <w:hyperlink r:id="rId70">
+        <w:r>
+          <w:rPr>
+            <w:lang w:val="zh_TW" w:bidi="zh_TW"/>
+          </w:rPr>
+          <w:rPr>
+            <w:color w:val="0000EE"/>
+            <w:u w:val="single"/>
+          </w:rPr>
+          <w:t>林前9:16</w:t>
+        </w:r>
+      </w:hyperlink>
+      <w:r>
+        <w:rPr>
+          <w:lang w:val="zh_TW" w:bidi="zh_TW"/>
+        </w:rPr>
+        <w:t>；</w:t>
+      </w:r>
+      <w:hyperlink r:id="rId71">
+        <w:r>
+          <w:rPr>
+            <w:lang w:val="zh_TW" w:bidi="zh_TW"/>
+          </w:rPr>
+          <w:rPr>
+            <w:color w:val="0000EE"/>
+            <w:u w:val="single"/>
+          </w:rPr>
+          <w:t>西1:23</w:t>
+        </w:r>
+      </w:hyperlink>
+      <w:r>
+        <w:rPr>
+          <w:lang w:val="zh_TW" w:bidi="zh_TW"/>
+        </w:rPr>
+        <w:t>；</w:t>
+      </w:r>
+      <w:hyperlink r:id="rId72">
+        <w:r>
+          <w:rPr>
+            <w:lang w:val="zh_TW" w:bidi="zh_TW"/>
+          </w:rPr>
+          <w:rPr>
+            <w:color w:val="0000EE"/>
+            <w:u w:val="single"/>
+          </w:rPr>
+          <w:t>帖前2:9</w:t>
+        </w:r>
+      </w:hyperlink>
+      <w:r>
+        <w:rPr>
+          <w:lang w:val="zh_TW" w:bidi="zh_TW"/>
+        </w:rPr>
+        <w:t>；</w:t>
+      </w:r>
+      <w:hyperlink r:id="rId73">
+        <w:r>
+          <w:rPr>
+            <w:lang w:val="zh_TW" w:bidi="zh_TW"/>
+          </w:rPr>
+          <w:rPr>
+            <w:color w:val="0000EE"/>
+            <w:u w:val="single"/>
+          </w:rPr>
+          <w:t>提後4:2</w:t>
+        </w:r>
+      </w:hyperlink>
+      <w:r>
+        <w:rPr>
+          <w:lang w:val="zh_TW" w:bidi="zh_TW"/>
+        </w:rPr>
+        <w:t>）。</w:t>
+      </w:r>
+    </w:p>
+    <w:p>
+      <w:pPr/>
+      <w:r>
+        <w:rPr>
+          <w:lang w:val="zh_TW" w:bidi="zh_TW"/>
+        </w:rPr>
+      </w:r>
+      <w:r>
+        <w:rPr>
+          <w:lang w:val="zh_TW" w:bidi="zh_TW"/>
+        </w:rPr>
+        <w:t>跟從耶穌既有責任，也有賞賜。那些跟從祂的人將得著：</w:t>
+      </w:r>
+    </w:p>
+    <w:p>
+      <w:pPr>
+        <w:pStyle w:val="ListBullet"/>
+        <w:spacing w:line="240" w:lineRule="auto"/>
+        <w:ind w:left="720"/>
+      </w:pPr>
+      <w:r>
+        <w:rPr>
+          <w:lang w:val="zh_TW" w:bidi="zh_TW"/>
+        </w:rPr>
+      </w:r>
+      <w:r>
+        <w:rPr>
+          <w:lang w:val="zh_TW" w:bidi="zh_TW"/>
+        </w:rPr>
+        <w:t>在神國度中的地位 （</w:t>
+      </w:r>
+      <w:hyperlink r:id="rId51">
+        <w:r>
+          <w:rPr>
+            <w:lang w:val="zh_TW" w:bidi="zh_TW"/>
+          </w:rPr>
+          <w:rPr>
+            <w:color w:val="0000EE"/>
+            <w:u w:val="single"/>
+          </w:rPr>
+          <w:t>可9:43–48，</w:t>
+        </w:r>
+      </w:hyperlink>
+      <w:hyperlink r:id="rId74">
+        <w:r>
+          <w:rPr>
+            <w:lang w:val="zh_TW" w:bidi="zh_TW"/>
+          </w:rPr>
+          <w:rPr>
+            <w:color w:val="0000EE"/>
+            <w:u w:val="single"/>
+          </w:rPr>
+          <w:t>10:23–31</w:t>
+        </w:r>
+      </w:hyperlink>
+      <w:r>
+        <w:rPr>
+          <w:lang w:val="zh_TW" w:bidi="zh_TW"/>
+        </w:rPr>
+        <w:t>）</w:t>
+      </w:r>
+    </w:p>
+    <w:p>
+      <w:pPr>
+        <w:pStyle w:val="ListBullet"/>
+        <w:spacing w:line="240" w:lineRule="auto"/>
+        <w:ind w:left="720"/>
+      </w:pPr>
+      <w:r>
+        <w:rPr>
+          <w:lang w:val="zh_TW" w:bidi="zh_TW"/>
+        </w:rPr>
+      </w:r>
+      <w:r>
+        <w:rPr>
+          <w:lang w:val="zh_TW" w:bidi="zh_TW"/>
+        </w:rPr>
+        <w:t>罪得赦免（</w:t>
+      </w:r>
+      <w:hyperlink r:id="rId75">
+        <w:r>
+          <w:rPr>
+            <w:lang w:val="zh_TW" w:bidi="zh_TW"/>
+          </w:rPr>
+          <w:rPr>
+            <w:color w:val="0000EE"/>
+            <w:u w:val="single"/>
+          </w:rPr>
+          <w:t>可2:10–11</w:t>
+        </w:r>
+      </w:hyperlink>
+      <w:r>
+        <w:rPr>
+          <w:lang w:val="zh_TW" w:bidi="zh_TW"/>
+        </w:rPr>
+        <w:t>；另見</w:t>
+      </w:r>
+      <w:hyperlink r:id="rId76">
+        <w:r>
+          <w:rPr>
+            <w:lang w:val="zh_TW" w:bidi="zh_TW"/>
+          </w:rPr>
+          <w:rPr>
+            <w:color w:val="0000EE"/>
+            <w:u w:val="single"/>
+          </w:rPr>
+          <w:t>3:28，</w:t>
+        </w:r>
+      </w:hyperlink>
+      <w:hyperlink r:id="rId77">
+        <w:r>
+          <w:rPr>
+            <w:lang w:val="zh_TW" w:bidi="zh_TW"/>
+          </w:rPr>
+          <w:rPr>
+            <w:color w:val="0000EE"/>
+            <w:u w:val="single"/>
+          </w:rPr>
+          <w:t>11:25</w:t>
+        </w:r>
+      </w:hyperlink>
+      <w:r>
+        <w:rPr>
+          <w:lang w:val="zh_TW" w:bidi="zh_TW"/>
+        </w:rPr>
+        <w:t>）</w:t>
+      </w:r>
+    </w:p>
+    <w:p>
+      <w:pPr>
+        <w:pStyle w:val="ListBullet"/>
+        <w:spacing w:line="240" w:lineRule="auto"/>
+        <w:ind w:left="720"/>
+      </w:pPr>
+      <w:r>
+        <w:rPr>
+          <w:lang w:val="zh_TW" w:bidi="zh_TW"/>
+        </w:rPr>
+      </w:r>
+      <w:r>
+        <w:rPr>
+          <w:lang w:val="zh_TW" w:bidi="zh_TW"/>
+        </w:rPr>
+        <w:t>神家中的身分（</w:t>
+      </w:r>
+      <w:hyperlink r:id="rId78">
+        <w:r>
+          <w:rPr>
+            <w:lang w:val="zh_TW" w:bidi="zh_TW"/>
+          </w:rPr>
+          <w:rPr>
+            <w:color w:val="0000EE"/>
+            <w:u w:val="single"/>
+          </w:rPr>
+          <w:t>約1:12</w:t>
+        </w:r>
+      </w:hyperlink>
+      <w:r>
+        <w:rPr>
+          <w:lang w:val="zh_TW" w:bidi="zh_TW"/>
+        </w:rPr>
+        <w:t>）</w:t>
+      </w:r>
+    </w:p>
+    <w:p>
+      <w:pPr>
+        <w:pStyle w:val="ListBullet"/>
+        <w:spacing w:line="240" w:lineRule="auto"/>
+        <w:ind w:left="720"/>
+      </w:pPr>
+      <w:r>
+        <w:rPr>
+          <w:lang w:val="zh_TW" w:bidi="zh_TW"/>
+        </w:rPr>
+      </w:r>
+      <w:r>
+        <w:rPr>
+          <w:lang w:val="zh_TW" w:bidi="zh_TW"/>
+        </w:rPr>
+        <w:t>免受神的審判（</w:t>
+      </w:r>
+      <w:hyperlink r:id="rId79">
+        <w:r>
+          <w:rPr>
+            <w:lang w:val="zh_TW" w:bidi="zh_TW"/>
+          </w:rPr>
+          <w:rPr>
+            <w:color w:val="0000EE"/>
+            <w:u w:val="single"/>
+          </w:rPr>
+          <w:t>可8:35，</w:t>
+        </w:r>
+      </w:hyperlink>
+      <w:hyperlink r:id="rId80">
+        <w:r>
+          <w:rPr>
+            <w:lang w:val="zh_TW" w:bidi="zh_TW"/>
+          </w:rPr>
+          <w:rPr>
+            <w:color w:val="0000EE"/>
+            <w:u w:val="single"/>
+          </w:rPr>
+          <w:t>13:13</w:t>
+        </w:r>
+      </w:hyperlink>
+      <w:r>
+        <w:rPr>
+          <w:lang w:val="zh_TW" w:bidi="zh_TW"/>
+        </w:rPr>
+        <w:t>）</w:t>
+      </w:r>
+    </w:p>
+    <w:p>
+      <w:pPr>
+        <w:pStyle w:val="ListBullet"/>
+        <w:spacing w:line="240" w:lineRule="auto"/>
+        <w:ind w:left="720"/>
+      </w:pPr>
+      <w:r>
+        <w:rPr>
+          <w:lang w:val="zh_TW" w:bidi="zh_TW"/>
+        </w:rPr>
+      </w:r>
+      <w:r>
+        <w:rPr>
+          <w:lang w:val="zh_TW" w:bidi="zh_TW"/>
+        </w:rPr>
+        <w:t>永遠的生命（</w:t>
+      </w:r>
+      <w:hyperlink r:id="rId81">
+        <w:r>
+          <w:rPr>
+            <w:lang w:val="zh_TW" w:bidi="zh_TW"/>
+          </w:rPr>
+          <w:rPr>
+            <w:color w:val="0000EE"/>
+            <w:u w:val="single"/>
+          </w:rPr>
+          <w:t>可9:43，</w:t>
+        </w:r>
+      </w:hyperlink>
+      <w:hyperlink r:id="rId82">
+        <w:r>
+          <w:rPr>
+            <w:lang w:val="zh_TW" w:bidi="zh_TW"/>
+          </w:rPr>
+          <w:rPr>
+            <w:color w:val="0000EE"/>
+            <w:u w:val="single"/>
+          </w:rPr>
+          <w:t>10:29–30</w:t>
+        </w:r>
+      </w:hyperlink>
+      <w:r>
+        <w:rPr>
+          <w:lang w:val="zh_TW" w:bidi="zh_TW"/>
+        </w:rPr>
+        <w:t>；</w:t>
+      </w:r>
+      <w:hyperlink r:id="rId83">
+        <w:r>
+          <w:rPr>
+            <w:lang w:val="zh_TW" w:bidi="zh_TW"/>
+          </w:rPr>
+          <w:rPr>
+            <w:color w:val="0000EE"/>
+            <w:u w:val="single"/>
+          </w:rPr>
+          <w:t>約一5:11–12</w:t>
+        </w:r>
+      </w:hyperlink>
+      <w:r>
+        <w:rPr>
+          <w:lang w:val="zh_TW" w:bidi="zh_TW"/>
+        </w:rPr>
+        <w:t>）</w:t>
+      </w:r>
+    </w:p>
+    <w:p>
+      <w:pPr/>
+      <w:r>
+        <w:rPr>
+          <w:lang w:val="zh_TW" w:bidi="zh_TW"/>
+        </w:rPr>
+      </w:r>
+      <w:r>
+        <w:rPr>
+          <w:u w:val="single"/>
+          <w:lang w:val="zh_TW" w:bidi="zh_TW"/>
+        </w:rPr>
+        <w:t>進深研究的經文段落</w:t>
+      </w:r>
+    </w:p>
+    <w:p>
+      <w:pPr/>
+      <w:r>
+        <w:rPr>
+          <w:lang w:val="zh_TW" w:bidi="zh_TW"/>
+        </w:rPr>
+      </w:r>
+      <w:hyperlink r:id="rId84">
+        <w:r>
+          <w:rPr>
+            <w:lang w:val="zh_TW" w:bidi="zh_TW"/>
+          </w:rPr>
+          <w:rPr>
+            <w:color w:val="0000EE"/>
+            <w:u w:val="single"/>
+          </w:rPr>
+          <w:t>何6:3</w:t>
+        </w:r>
+      </w:hyperlink>
+      <w:r>
+        <w:rPr>
+          <w:lang w:val="zh_TW" w:bidi="zh_TW"/>
+        </w:rPr>
+        <w:t>；</w:t>
+      </w:r>
+      <w:hyperlink r:id="rId85">
+        <w:r>
+          <w:rPr>
+            <w:lang w:val="zh_TW" w:bidi="zh_TW"/>
+          </w:rPr>
+          <w:rPr>
+            <w:color w:val="0000EE"/>
+            <w:u w:val="single"/>
+          </w:rPr>
+          <w:t>太10:37–39，</w:t>
+        </w:r>
+      </w:hyperlink>
+      <w:hyperlink r:id="rId56">
+        <w:r>
+          <w:rPr>
+            <w:lang w:val="zh_TW" w:bidi="zh_TW"/>
+          </w:rPr>
+          <w:rPr>
+            <w:color w:val="0000EE"/>
+            <w:u w:val="single"/>
+          </w:rPr>
+          <w:t>28:18–20</w:t>
+        </w:r>
+      </w:hyperlink>
+      <w:r>
+        <w:rPr>
+          <w:lang w:val="zh_TW" w:bidi="zh_TW"/>
+        </w:rPr>
+        <w:t>；</w:t>
+      </w:r>
+      <w:hyperlink r:id="rId86">
+        <w:r>
+          <w:rPr>
+            <w:lang w:val="zh_TW" w:bidi="zh_TW"/>
+          </w:rPr>
+          <w:rPr>
+            <w:color w:val="0000EE"/>
+            <w:u w:val="single"/>
+          </w:rPr>
+          <w:t>可1:15–20，</w:t>
+        </w:r>
+      </w:hyperlink>
+      <w:hyperlink r:id="rId87">
+        <w:r>
+          <w:rPr>
+            <w:lang w:val="zh_TW" w:bidi="zh_TW"/>
+          </w:rPr>
+          <w:rPr>
+            <w:color w:val="0000EE"/>
+            <w:u w:val="single"/>
+          </w:rPr>
+          <w:t>2:14–15，</w:t>
+        </w:r>
+      </w:hyperlink>
+      <w:hyperlink r:id="rId88">
+        <w:r>
+          <w:rPr>
+            <w:lang w:val="zh_TW" w:bidi="zh_TW"/>
+          </w:rPr>
+          <w:rPr>
+            <w:color w:val="0000EE"/>
+            <w:u w:val="single"/>
+          </w:rPr>
+          <w:t>3:13–15，</w:t>
+        </w:r>
+      </w:hyperlink>
+      <w:hyperlink r:id="rId89">
+        <w:r>
+          <w:rPr>
+            <w:lang w:val="zh_TW" w:bidi="zh_TW"/>
+          </w:rPr>
+          <w:rPr>
+            <w:color w:val="0000EE"/>
+            <w:u w:val="single"/>
+          </w:rPr>
+          <w:t>5:18–20，</w:t>
+        </w:r>
+      </w:hyperlink>
+      <w:hyperlink r:id="rId90">
+        <w:r>
+          <w:rPr>
+            <w:lang w:val="zh_TW" w:bidi="zh_TW"/>
+          </w:rPr>
+          <w:rPr>
+            <w:color w:val="0000EE"/>
+            <w:u w:val="single"/>
+          </w:rPr>
+          <w:t>6:6–13</w:t>
+        </w:r>
+      </w:hyperlink>
+      <w:r>
+        <w:rPr>
+          <w:lang w:val="zh_TW" w:bidi="zh_TW"/>
+        </w:rPr>
+        <w:t>、</w:t>
+      </w:r>
+      <w:hyperlink r:id="rId91">
+        <w:r>
+          <w:rPr>
+            <w:lang w:val="zh_TW" w:bidi="zh_TW"/>
+          </w:rPr>
+          <w:rPr>
+            <w:color w:val="0000EE"/>
+            <w:u w:val="single"/>
+          </w:rPr>
+          <w:t>30–32，</w:t>
+        </w:r>
+      </w:hyperlink>
+      <w:hyperlink r:id="rId92">
+        <w:r>
+          <w:rPr>
+            <w:lang w:val="zh_TW" w:bidi="zh_TW"/>
+          </w:rPr>
+          <w:rPr>
+            <w:color w:val="0000EE"/>
+            <w:u w:val="single"/>
+          </w:rPr>
+          <w:t>8:34–38，</w:t>
+        </w:r>
+      </w:hyperlink>
+      <w:hyperlink r:id="rId93">
+        <w:r>
+          <w:rPr>
+            <w:lang w:val="zh_TW" w:bidi="zh_TW"/>
+          </w:rPr>
+          <w:rPr>
+            <w:color w:val="0000EE"/>
+            <w:u w:val="single"/>
+          </w:rPr>
+          <w:t>9:38–50，</w:t>
+        </w:r>
+      </w:hyperlink>
+      <w:hyperlink r:id="rId94">
+        <w:r>
+          <w:rPr>
+            <w:lang w:val="zh_TW" w:bidi="zh_TW"/>
+          </w:rPr>
+          <w:rPr>
+            <w:color w:val="0000EE"/>
+            <w:u w:val="single"/>
+          </w:rPr>
+          <w:t>10:17–31，</w:t>
+        </w:r>
+      </w:hyperlink>
+      <w:hyperlink r:id="rId95">
+        <w:r>
+          <w:rPr>
+            <w:lang w:val="zh_TW" w:bidi="zh_TW"/>
+          </w:rPr>
+          <w:rPr>
+            <w:color w:val="0000EE"/>
+            <w:u w:val="single"/>
+          </w:rPr>
+          <w:t>11:22–25，</w:t>
+        </w:r>
+      </w:hyperlink>
+      <w:hyperlink r:id="rId96">
+        <w:r>
+          <w:rPr>
+            <w:lang w:val="zh_TW" w:bidi="zh_TW"/>
+          </w:rPr>
+          <w:rPr>
+            <w:color w:val="0000EE"/>
+            <w:u w:val="single"/>
+          </w:rPr>
+          <w:t>13:9–13</w:t>
+        </w:r>
+      </w:hyperlink>
+      <w:r>
+        <w:rPr>
+          <w:lang w:val="zh_TW" w:bidi="zh_TW"/>
+        </w:rPr>
+        <w:t>；</w:t>
+      </w:r>
+      <w:hyperlink r:id="rId97">
+        <w:r>
+          <w:rPr>
+            <w:lang w:val="zh_TW" w:bidi="zh_TW"/>
+          </w:rPr>
+          <w:rPr>
+            <w:color w:val="0000EE"/>
+            <w:u w:val="single"/>
+          </w:rPr>
+          <w:t>路14:25–35，</w:t>
+        </w:r>
+      </w:hyperlink>
+      <w:hyperlink r:id="rId57">
+        <w:r>
+          <w:rPr>
+            <w:lang w:val="zh_TW" w:bidi="zh_TW"/>
+          </w:rPr>
+          <w:rPr>
+            <w:color w:val="0000EE"/>
+            <w:u w:val="single"/>
+          </w:rPr>
+          <w:t>24:47–49</w:t>
+        </w:r>
+      </w:hyperlink>
+      <w:r>
+        <w:rPr>
+          <w:lang w:val="zh_TW" w:bidi="zh_TW"/>
+        </w:rPr>
+        <w:t>；</w:t>
+      </w:r>
+      <w:hyperlink r:id="rId98">
+        <w:r>
+          <w:rPr>
+            <w:lang w:val="zh_TW" w:bidi="zh_TW"/>
+          </w:rPr>
+          <w:rPr>
+            <w:color w:val="0000EE"/>
+            <w:u w:val="single"/>
+          </w:rPr>
+          <w:t>約8:12，</w:t>
+        </w:r>
+      </w:hyperlink>
+      <w:hyperlink r:id="rId99">
+        <w:r>
+          <w:rPr>
+            <w:lang w:val="zh_TW" w:bidi="zh_TW"/>
+          </w:rPr>
+          <w:rPr>
+            <w:color w:val="0000EE"/>
+            <w:u w:val="single"/>
+          </w:rPr>
+          <w:t>10:27，</w:t>
+        </w:r>
+      </w:hyperlink>
+      <w:hyperlink r:id="rId100">
+        <w:r>
+          <w:rPr>
+            <w:lang w:val="zh_TW" w:bidi="zh_TW"/>
+          </w:rPr>
+          <w:rPr>
+            <w:color w:val="0000EE"/>
+            <w:u w:val="single"/>
+          </w:rPr>
+          <w:t>12:26</w:t>
+        </w:r>
+      </w:hyperlink>
+      <w:r>
+        <w:rPr>
+          <w:lang w:val="zh_TW" w:bidi="zh_TW"/>
+        </w:rPr>
+        <w:t>；</w:t>
+      </w:r>
+      <w:hyperlink r:id="rId58">
+        <w:r>
+          <w:rPr>
+            <w:lang w:val="zh_TW" w:bidi="zh_TW"/>
+          </w:rPr>
+          <w:rPr>
+            <w:color w:val="0000EE"/>
+            <w:u w:val="single"/>
+          </w:rPr>
+          <w:t>徒1:8，</w:t>
+        </w:r>
+      </w:hyperlink>
+      <w:hyperlink r:id="rId101">
+        <w:r>
+          <w:rPr>
+            <w:lang w:val="zh_TW" w:bidi="zh_TW"/>
+          </w:rPr>
+          <w:rPr>
+            <w:color w:val="0000EE"/>
+            <w:u w:val="single"/>
+          </w:rPr>
+          <w:t>2:42–47，</w:t>
+        </w:r>
+      </w:hyperlink>
+      <w:hyperlink r:id="rId102">
+        <w:r>
+          <w:rPr>
+            <w:lang w:val="zh_TW" w:bidi="zh_TW"/>
+          </w:rPr>
+          <w:rPr>
+            <w:color w:val="0000EE"/>
+            <w:u w:val="single"/>
+          </w:rPr>
+          <w:t>4:16–20，</w:t>
+        </w:r>
+      </w:hyperlink>
+      <w:hyperlink r:id="rId63">
+        <w:r>
+          <w:rPr>
+            <w:lang w:val="zh_TW" w:bidi="zh_TW"/>
+          </w:rPr>
+          <w:rPr>
+            <w:color w:val="0000EE"/>
+            <w:u w:val="single"/>
+          </w:rPr>
+          <w:t>8:4，</w:t>
+        </w:r>
+      </w:hyperlink>
+      <w:hyperlink r:id="rId103">
+        <w:r>
+          <w:rPr>
+            <w:lang w:val="zh_TW" w:bidi="zh_TW"/>
+          </w:rPr>
+          <w:rPr>
+            <w:color w:val="0000EE"/>
+            <w:u w:val="single"/>
+          </w:rPr>
+          <w:t>9:19–30，</w:t>
+        </w:r>
+      </w:hyperlink>
+      <w:hyperlink r:id="rId104">
+        <w:r>
+          <w:rPr>
+            <w:lang w:val="zh_TW" w:bidi="zh_TW"/>
+          </w:rPr>
+          <w:rPr>
+            <w:color w:val="0000EE"/>
+            <w:u w:val="single"/>
+          </w:rPr>
+          <w:t>11:19–24，</w:t>
+        </w:r>
+      </w:hyperlink>
+      <w:hyperlink r:id="rId66">
+        <w:r>
+          <w:rPr>
+            <w:lang w:val="zh_TW" w:bidi="zh_TW"/>
+          </w:rPr>
+          <w:rPr>
+            <w:color w:val="0000EE"/>
+            <w:u w:val="single"/>
+          </w:rPr>
+          <w:t>13:1–3</w:t>
+        </w:r>
+      </w:hyperlink>
+      <w:r>
+        <w:rPr>
+          <w:lang w:val="zh_TW" w:bidi="zh_TW"/>
+        </w:rPr>
+        <w:t>；</w:t>
+      </w:r>
+      <w:hyperlink r:id="rId67">
+        <w:r>
+          <w:rPr>
+            <w:lang w:val="zh_TW" w:bidi="zh_TW"/>
+          </w:rPr>
+          <w:rPr>
+            <w:color w:val="0000EE"/>
+            <w:u w:val="single"/>
+          </w:rPr>
+          <w:t>羅1:1–16，</w:t>
+        </w:r>
+      </w:hyperlink>
+      <w:hyperlink r:id="rId105">
+        <w:r>
+          <w:rPr>
+            <w:lang w:val="zh_TW" w:bidi="zh_TW"/>
+          </w:rPr>
+          <w:rPr>
+            <w:color w:val="0000EE"/>
+            <w:u w:val="single"/>
+          </w:rPr>
+          <w:t>10:7–15</w:t>
+        </w:r>
+      </w:hyperlink>
+      <w:r>
+        <w:rPr>
+          <w:lang w:val="zh_TW" w:bidi="zh_TW"/>
+        </w:rPr>
+        <w:t>；</w:t>
+      </w:r>
+      <w:hyperlink r:id="rId70">
+        <w:r>
+          <w:rPr>
+            <w:lang w:val="zh_TW" w:bidi="zh_TW"/>
+          </w:rPr>
+          <w:rPr>
+            <w:color w:val="0000EE"/>
+            <w:u w:val="single"/>
+          </w:rPr>
+          <w:t>林前9:16</w:t>
+        </w:r>
+      </w:hyperlink>
+      <w:r>
+        <w:rPr>
+          <w:lang w:val="zh_TW" w:bidi="zh_TW"/>
+        </w:rPr>
+        <w:t>；</w:t>
+      </w:r>
+      <w:hyperlink r:id="rId106">
+        <w:r>
+          <w:rPr>
+            <w:lang w:val="zh_TW" w:bidi="zh_TW"/>
+          </w:rPr>
+          <w:rPr>
+            <w:color w:val="0000EE"/>
+            <w:u w:val="single"/>
+          </w:rPr>
+          <w:t>弗5:1</w:t>
+        </w:r>
+      </w:hyperlink>
+      <w:r>
+        <w:rPr>
+          <w:lang w:val="zh_TW" w:bidi="zh_TW"/>
+        </w:rPr>
+        <w:t>；</w:t>
+      </w:r>
+      <w:hyperlink r:id="rId71">
+        <w:r>
+          <w:rPr>
+            <w:lang w:val="zh_TW" w:bidi="zh_TW"/>
+          </w:rPr>
+          <w:rPr>
+            <w:color w:val="0000EE"/>
+            <w:u w:val="single"/>
+          </w:rPr>
+          <w:t>西1:23</w:t>
+        </w:r>
+      </w:hyperlink>
+      <w:r>
+        <w:rPr>
+          <w:lang w:val="zh_TW" w:bidi="zh_TW"/>
+        </w:rPr>
+        <w:t>；</w:t>
+      </w:r>
+      <w:hyperlink r:id="rId73">
+        <w:r>
+          <w:rPr>
+            <w:lang w:val="zh_TW" w:bidi="zh_TW"/>
+          </w:rPr>
+          <w:rPr>
+            <w:color w:val="0000EE"/>
+            <w:u w:val="single"/>
+          </w:rPr>
+          <w:t>提後4:2</w:t>
+        </w:r>
+      </w:hyperlink>
+      <w:r>
+        <w:rPr>
+          <w:lang w:val="zh_TW" w:bidi="zh_TW"/>
+        </w:rPr>
+        <w:t>；</w:t>
+      </w:r>
+      <w:hyperlink r:id="rId107">
+        <w:r>
+          <w:rPr>
+            <w:lang w:val="zh_TW" w:bidi="zh_TW"/>
+          </w:rPr>
+          <w:rPr>
+            <w:color w:val="0000EE"/>
+            <w:u w:val="single"/>
+          </w:rPr>
+          <w:t>彼前2:21</w:t>
         </w:r>
       </w:hyperlink>
       <w:r>

--- a/zht/docx/023.content.docx
+++ b/zht/docx/023.content.docx
@@ -19,7 +19,7 @@
         <w:rPr>
           <w:lang w:val="zh_TW" w:bidi="zh_TW"/>
         </w:rPr>
-        <w:t>Resource: Tyndale Open Study Notes</w:t>
+        <w:t>Resource: Aquifer Open Study Notes (Themes)</w:t>
       </w:r>
       <w:r>
         <w:rPr>
@@ -112,7 +112,7 @@
         <w:rPr>
           <w:lang w:val="zh_TW" w:bidi="zh_TW"/>
         </w:rPr>
-        <w:t>Tyndale Open Study Notes</w:t>
+        <w:t>Aquifer Open Study Notes (Themes)</w:t>
       </w:r>
     </w:p>
     <w:p>

--- a/zht/docx/023.content.docx
+++ b/zht/docx/023.content.docx
@@ -233,36 +233,24 @@
         </w:rPr>
         <w:t>有時，人們勸別人接受耶穌基督，是因為他們承諾耶穌會解決人生的所有問題。然而，耶穌卻從未應許，祂會解決我們一切的困難，祂反而常常提醒人要衡量跟隨祂的代價（例如，見</w:t>
       </w:r>
-      <w:hyperlink r:id="rId13">
-        <w:r>
-          <w:rPr>
-            <w:lang w:val="zh_TW" w:bidi="zh_TW"/>
-          </w:rPr>
-          <w:rPr>
-            <w:color w:val="0000EE"/>
-            <w:u w:val="single"/>
-          </w:rPr>
-          <w:t>路14:28</w:t>
-        </w:r>
-      </w:hyperlink>
+      <w:r>
+        <w:rPr>
+          <w:lang w:val="zh_TW" w:bidi="zh_TW"/>
+        </w:rPr>
+        <w:t>路14:28</w:t>
+      </w:r>
       <w:r>
         <w:rPr>
           <w:lang w:val="zh_TW" w:bidi="zh_TW"/>
         </w:rPr>
         <w:t>），並強調選擇跟隨祂所帶來的困難與挑戰（例如，見</w:t>
       </w:r>
-      <w:hyperlink r:id="rId14">
-        <w:r>
-          <w:rPr>
-            <w:lang w:val="zh_TW" w:bidi="zh_TW"/>
-          </w:rPr>
-          <w:rPr>
-            <w:color w:val="0000EE"/>
-            <w:u w:val="single"/>
-          </w:rPr>
-          <w:t>可8:34</w:t>
-        </w:r>
-      </w:hyperlink>
+      <w:r>
+        <w:rPr>
+          <w:lang w:val="zh_TW" w:bidi="zh_TW"/>
+        </w:rPr>
+        <w:t>可8:34</w:t>
+      </w:r>
       <w:r>
         <w:rPr>
           <w:lang w:val="zh_TW" w:bidi="zh_TW"/>
@@ -277,108 +265,72 @@
           <w:lang w:val="zh_TW" w:bidi="zh_TW"/>
         </w:rPr>
       </w:r>
-      <w:hyperlink r:id="rId15">
-        <w:r>
-          <w:rPr>
-            <w:lang w:val="zh_TW" w:bidi="zh_TW"/>
-          </w:rPr>
-          <w:rPr>
-            <w:color w:val="0000EE"/>
-            <w:u w:val="single"/>
-          </w:rPr>
-          <w:t>出埃及記第五章</w:t>
-        </w:r>
-      </w:hyperlink>
+      <w:r>
+        <w:rPr>
+          <w:lang w:val="zh_TW" w:bidi="zh_TW"/>
+        </w:rPr>
+        <w:t>出埃及記第五章</w:t>
+      </w:r>
       <w:r>
         <w:rPr>
           <w:lang w:val="zh_TW" w:bidi="zh_TW"/>
         </w:rPr>
         <w:t>提供了一個例子，顯示有時跟隨神反而會在開始時面對更多挑戰。一開始，法老因為害怕以色列民越來越多，可能對埃及造成威脅，就把他們變成奴隸（</w:t>
       </w:r>
-      <w:hyperlink r:id="rId16">
-        <w:r>
-          <w:rPr>
-            <w:lang w:val="zh_TW" w:bidi="zh_TW"/>
-          </w:rPr>
-          <w:rPr>
-            <w:color w:val="0000EE"/>
-            <w:u w:val="single"/>
-          </w:rPr>
-          <w:t>1:8–22</w:t>
-        </w:r>
-      </w:hyperlink>
+      <w:r>
+        <w:rPr>
+          <w:lang w:val="zh_TW" w:bidi="zh_TW"/>
+        </w:rPr>
+        <w:t>1:8–22</w:t>
+      </w:r>
       <w:r>
         <w:rPr>
           <w:lang w:val="zh_TW" w:bidi="zh_TW"/>
         </w:rPr>
         <w:t>）。到了第</w:t>
       </w:r>
-      <w:hyperlink r:id="rId15">
-        <w:r>
-          <w:rPr>
-            <w:lang w:val="zh_TW" w:bidi="zh_TW"/>
-          </w:rPr>
-          <w:rPr>
-            <w:color w:val="0000EE"/>
-            <w:u w:val="single"/>
-          </w:rPr>
-          <w:t>五</w:t>
-        </w:r>
-      </w:hyperlink>
+      <w:r>
+        <w:rPr>
+          <w:lang w:val="zh_TW" w:bidi="zh_TW"/>
+        </w:rPr>
+        <w:t>五</w:t>
+      </w:r>
       <w:r>
         <w:rPr>
           <w:lang w:val="zh_TW" w:bidi="zh_TW"/>
         </w:rPr>
         <w:t>章，情況出現變化。摩西與亞倫把神要拯救百姓的信息告訴他們，使他們重新燃起盼望 （</w:t>
       </w:r>
-      <w:hyperlink r:id="rId17">
-        <w:r>
-          <w:rPr>
-            <w:lang w:val="zh_TW" w:bidi="zh_TW"/>
-          </w:rPr>
-          <w:rPr>
-            <w:color w:val="0000EE"/>
-            <w:u w:val="single"/>
-          </w:rPr>
-          <w:t>4:29–31</w:t>
-        </w:r>
-      </w:hyperlink>
+      <w:r>
+        <w:rPr>
+          <w:lang w:val="zh_TW" w:bidi="zh_TW"/>
+        </w:rPr>
+        <w:t>4:29–31</w:t>
+      </w:r>
       <w:r>
         <w:rPr>
           <w:lang w:val="zh_TW" w:bidi="zh_TW"/>
         </w:rPr>
         <w:t>）。當摩西與亞倫第一次去見法老時，他們宣告神才是真正的主宰 （</w:t>
       </w:r>
-      <w:hyperlink r:id="rId18">
-        <w:r>
-          <w:rPr>
-            <w:lang w:val="zh_TW" w:bidi="zh_TW"/>
-          </w:rPr>
-          <w:rPr>
-            <w:color w:val="0000EE"/>
-            <w:u w:val="single"/>
-          </w:rPr>
-          <w:t>5:1–3</w:t>
-        </w:r>
-      </w:hyperlink>
+      <w:r>
+        <w:rPr>
+          <w:lang w:val="zh_TW" w:bidi="zh_TW"/>
+        </w:rPr>
+        <w:t>5:1–3</w:t>
+      </w:r>
       <w:r>
         <w:rPr>
           <w:lang w:val="zh_TW" w:bidi="zh_TW"/>
         </w:rPr>
         <w:t>）。如預料般，法老視此為對其王權的挑戰，便加重以色列人的苦工與壓迫（</w:t>
       </w:r>
-      <w:hyperlink r:id="rId19">
-        <w:r>
-          <w:rPr>
-            <w:lang w:val="zh_TW" w:bidi="zh_TW"/>
-          </w:rPr>
-          <w:rPr>
-            <w:color w:val="0000EE"/>
-            <w:u w:val="single"/>
-          </w:rPr>
-          <w:t>5:4–21</w:t>
-        </w:r>
-      </w:hyperlink>
+      <w:r>
+        <w:rPr>
+          <w:lang w:val="zh_TW" w:bidi="zh_TW"/>
+        </w:rPr>
+        <w:t>5:4–21</w:t>
+      </w:r>
       <w:r>
         <w:rPr>
           <w:lang w:val="zh_TW" w:bidi="zh_TW"/>
@@ -399,108 +351,72 @@
         </w:rPr>
         <w:t>當神的國度與神的敵對勢力發生對抗時，神的百姓常會經歷衝突與苦難。這樣的情況不應讓我們感到意外。當一個人成為基督徒，就是離開被黑暗與邪惡掌控的生活，開始活在神的良善與光明之中（</w:t>
       </w:r>
-      <w:hyperlink r:id="rId20">
-        <w:r>
-          <w:rPr>
-            <w:lang w:val="zh_TW" w:bidi="zh_TW"/>
-          </w:rPr>
-          <w:rPr>
-            <w:color w:val="0000EE"/>
-            <w:u w:val="single"/>
-          </w:rPr>
-          <w:t>西1:11–14</w:t>
-        </w:r>
-      </w:hyperlink>
+      <w:r>
+        <w:rPr>
+          <w:lang w:val="zh_TW" w:bidi="zh_TW"/>
+        </w:rPr>
+        <w:t>西1:11–14</w:t>
+      </w:r>
       <w:r>
         <w:rPr>
           <w:lang w:val="zh_TW" w:bidi="zh_TW"/>
         </w:rPr>
         <w:t>）。然而，黑暗國度的統治者不會讓人輕易離開，必定會展開反擊。我們要在信心中站立得穩，深信神必為我們得著最終的勝利（</w:t>
       </w:r>
-      <w:hyperlink r:id="rId21">
-        <w:r>
-          <w:rPr>
-            <w:lang w:val="zh_TW" w:bidi="zh_TW"/>
-          </w:rPr>
-          <w:rPr>
-            <w:color w:val="0000EE"/>
-            <w:u w:val="single"/>
-          </w:rPr>
-          <w:t>出6:1–8</w:t>
-        </w:r>
-      </w:hyperlink>
+      <w:r>
+        <w:rPr>
+          <w:lang w:val="zh_TW" w:bidi="zh_TW"/>
+        </w:rPr>
+        <w:t>出6:1–8</w:t>
+      </w:r>
       <w:r>
         <w:rPr>
           <w:lang w:val="zh_TW" w:bidi="zh_TW"/>
         </w:rPr>
         <w:t>；另見</w:t>
       </w:r>
-      <w:hyperlink r:id="rId22">
-        <w:r>
-          <w:rPr>
-            <w:lang w:val="zh_TW" w:bidi="zh_TW"/>
-          </w:rPr>
-          <w:rPr>
-            <w:color w:val="0000EE"/>
-            <w:u w:val="single"/>
-          </w:rPr>
-          <w:t>太5:11–12</w:t>
-        </w:r>
-      </w:hyperlink>
+      <w:r>
+        <w:rPr>
+          <w:lang w:val="zh_TW" w:bidi="zh_TW"/>
+        </w:rPr>
+        <w:t>太5:11–12</w:t>
+      </w:r>
       <w:r>
         <w:rPr>
           <w:lang w:val="zh_TW" w:bidi="zh_TW"/>
         </w:rPr>
         <w:t>；</w:t>
       </w:r>
-      <w:hyperlink r:id="rId23">
-        <w:r>
-          <w:rPr>
-            <w:lang w:val="zh_TW" w:bidi="zh_TW"/>
-          </w:rPr>
-          <w:rPr>
-            <w:color w:val="0000EE"/>
-            <w:u w:val="single"/>
-          </w:rPr>
-          <w:t>約16:33</w:t>
-        </w:r>
-      </w:hyperlink>
+      <w:r>
+        <w:rPr>
+          <w:lang w:val="zh_TW" w:bidi="zh_TW"/>
+        </w:rPr>
+        <w:t>約16:33</w:t>
+      </w:r>
       <w:r>
         <w:rPr>
           <w:lang w:val="zh_TW" w:bidi="zh_TW"/>
         </w:rPr>
         <w:t>；</w:t>
       </w:r>
-      <w:hyperlink r:id="rId24">
-        <w:r>
-          <w:rPr>
-            <w:lang w:val="zh_TW" w:bidi="zh_TW"/>
-          </w:rPr>
-          <w:rPr>
-            <w:color w:val="0000EE"/>
-            <w:u w:val="single"/>
-          </w:rPr>
-          <w:t>羅16:20</w:t>
-        </w:r>
-      </w:hyperlink>
+      <w:r>
+        <w:rPr>
+          <w:lang w:val="zh_TW" w:bidi="zh_TW"/>
+        </w:rPr>
+        <w:t>羅16:20</w:t>
+      </w:r>
       <w:r>
         <w:rPr>
           <w:lang w:val="zh_TW" w:bidi="zh_TW"/>
         </w:rPr>
         <w:t>；</w:t>
       </w:r>
-      <w:hyperlink r:id="rId25">
-        <w:r>
-          <w:rPr>
-            <w:lang w:val="zh_TW" w:bidi="zh_TW"/>
-          </w:rPr>
-          <w:rPr>
-            <w:color w:val="0000EE"/>
-            <w:u w:val="single"/>
-          </w:rPr>
-          <w:t>弗6:10–18</w:t>
-        </w:r>
-      </w:hyperlink>
+      <w:r>
+        <w:rPr>
+          <w:lang w:val="zh_TW" w:bidi="zh_TW"/>
+        </w:rPr>
+        <w:t>弗6:10–18</w:t>
+      </w:r>
       <w:r>
         <w:rPr>
           <w:lang w:val="zh_TW" w:bidi="zh_TW"/>
@@ -530,270 +446,156 @@
           <w:lang w:val="zh_TW" w:bidi="zh_TW"/>
         </w:rPr>
       </w:r>
-      <w:hyperlink r:id="rId26">
-        <w:r>
-          <w:rPr>
-            <w:lang w:val="zh_TW" w:bidi="zh_TW"/>
-          </w:rPr>
-          <w:rPr>
-            <w:color w:val="0000EE"/>
-            <w:u w:val="single"/>
-          </w:rPr>
-          <w:t>創39:6–20；</w:t>
-        </w:r>
-      </w:hyperlink>
-      <w:hyperlink r:id="rId15">
-        <w:r>
-          <w:rPr>
-            <w:lang w:val="zh_TW" w:bidi="zh_TW"/>
-          </w:rPr>
-          <w:rPr>
-            <w:color w:val="0000EE"/>
-            <w:u w:val="single"/>
-          </w:rPr>
-          <w:t>出5:1–23</w:t>
-        </w:r>
-      </w:hyperlink>
+      <w:r>
+        <w:rPr>
+          <w:lang w:val="zh_TW" w:bidi="zh_TW"/>
+        </w:rPr>
+        <w:t>創39:6–20；</w:t>
+      </w:r>
+      <w:r>
+        <w:rPr>
+          <w:lang w:val="zh_TW" w:bidi="zh_TW"/>
+        </w:rPr>
+        <w:t>出5:1–23</w:t>
+      </w:r>
       <w:r>
         <w:rPr>
           <w:lang w:val="zh_TW" w:bidi="zh_TW"/>
         </w:rPr>
         <w:t>，</w:t>
       </w:r>
-      <w:hyperlink r:id="rId27">
-        <w:r>
-          <w:rPr>
-            <w:lang w:val="zh_TW" w:bidi="zh_TW"/>
-          </w:rPr>
-          <w:rPr>
-            <w:color w:val="0000EE"/>
-            <w:u w:val="single"/>
-          </w:rPr>
-          <w:t>18:8；</w:t>
-        </w:r>
-      </w:hyperlink>
-      <w:hyperlink r:id="rId28">
-        <w:r>
-          <w:rPr>
-            <w:lang w:val="zh_TW" w:bidi="zh_TW"/>
-          </w:rPr>
-          <w:rPr>
-            <w:color w:val="0000EE"/>
-            <w:u w:val="single"/>
-          </w:rPr>
-          <w:t>王上18:3–4</w:t>
-        </w:r>
-      </w:hyperlink>
+      <w:r>
+        <w:rPr>
+          <w:lang w:val="zh_TW" w:bidi="zh_TW"/>
+        </w:rPr>
+        <w:t>18:8；</w:t>
+      </w:r>
+      <w:r>
+        <w:rPr>
+          <w:lang w:val="zh_TW" w:bidi="zh_TW"/>
+        </w:rPr>
+        <w:t>王上18:3–4</w:t>
+      </w:r>
       <w:r>
         <w:rPr>
           <w:lang w:val="zh_TW" w:bidi="zh_TW"/>
         </w:rPr>
         <w:t>，</w:t>
       </w:r>
-      <w:hyperlink r:id="rId29">
-        <w:r>
-          <w:rPr>
-            <w:lang w:val="zh_TW" w:bidi="zh_TW"/>
-          </w:rPr>
-          <w:rPr>
-            <w:color w:val="0000EE"/>
-            <w:u w:val="single"/>
-          </w:rPr>
-          <w:t>19:1–10；</w:t>
-        </w:r>
-      </w:hyperlink>
-      <w:hyperlink r:id="rId30">
-        <w:r>
-          <w:rPr>
-            <w:lang w:val="zh_TW" w:bidi="zh_TW"/>
-          </w:rPr>
-          <w:rPr>
-            <w:color w:val="0000EE"/>
-            <w:u w:val="single"/>
-          </w:rPr>
-          <w:t>詩6:6–7</w:t>
-        </w:r>
-      </w:hyperlink>
+      <w:r>
+        <w:rPr>
+          <w:lang w:val="zh_TW" w:bidi="zh_TW"/>
+        </w:rPr>
+        <w:t>19:1–10；</w:t>
+      </w:r>
+      <w:r>
+        <w:rPr>
+          <w:lang w:val="zh_TW" w:bidi="zh_TW"/>
+        </w:rPr>
+        <w:t>詩6:6–7</w:t>
+      </w:r>
       <w:r>
         <w:rPr>
           <w:lang w:val="zh_TW" w:bidi="zh_TW"/>
         </w:rPr>
         <w:t>，</w:t>
       </w:r>
-      <w:hyperlink r:id="rId31">
-        <w:r>
-          <w:rPr>
-            <w:lang w:val="zh_TW" w:bidi="zh_TW"/>
-          </w:rPr>
-          <w:rPr>
-            <w:color w:val="0000EE"/>
-            <w:u w:val="single"/>
-          </w:rPr>
-          <w:t>22:11–18；</w:t>
-        </w:r>
-      </w:hyperlink>
-      <w:hyperlink r:id="rId22">
-        <w:r>
-          <w:rPr>
-            <w:lang w:val="zh_TW" w:bidi="zh_TW"/>
-          </w:rPr>
-          <w:rPr>
-            <w:color w:val="0000EE"/>
-            <w:u w:val="single"/>
-          </w:rPr>
-          <w:t>太5:11–12；</w:t>
-        </w:r>
-      </w:hyperlink>
-      <w:hyperlink r:id="rId14">
-        <w:r>
-          <w:rPr>
-            <w:lang w:val="zh_TW" w:bidi="zh_TW"/>
-          </w:rPr>
-          <w:rPr>
-            <w:color w:val="0000EE"/>
-            <w:u w:val="single"/>
-          </w:rPr>
-          <w:t>可8:34；</w:t>
-        </w:r>
-      </w:hyperlink>
-      <w:hyperlink r:id="rId32">
-        <w:r>
-          <w:rPr>
-            <w:lang w:val="zh_TW" w:bidi="zh_TW"/>
-          </w:rPr>
-          <w:rPr>
-            <w:color w:val="0000EE"/>
-            <w:u w:val="single"/>
-          </w:rPr>
-          <w:t>約15:20</w:t>
-        </w:r>
-      </w:hyperlink>
+      <w:r>
+        <w:rPr>
+          <w:lang w:val="zh_TW" w:bidi="zh_TW"/>
+        </w:rPr>
+        <w:t>22:11–18；</w:t>
+      </w:r>
+      <w:r>
+        <w:rPr>
+          <w:lang w:val="zh_TW" w:bidi="zh_TW"/>
+        </w:rPr>
+        <w:t>太5:11–12；</w:t>
+      </w:r>
+      <w:r>
+        <w:rPr>
+          <w:lang w:val="zh_TW" w:bidi="zh_TW"/>
+        </w:rPr>
+        <w:t>可8:34；</w:t>
+      </w:r>
+      <w:r>
+        <w:rPr>
+          <w:lang w:val="zh_TW" w:bidi="zh_TW"/>
+        </w:rPr>
+        <w:t>約15:20</w:t>
+      </w:r>
       <w:r>
         <w:rPr>
           <w:lang w:val="zh_TW" w:bidi="zh_TW"/>
         </w:rPr>
         <w:t>，</w:t>
       </w:r>
-      <w:hyperlink r:id="rId23">
-        <w:r>
-          <w:rPr>
-            <w:lang w:val="zh_TW" w:bidi="zh_TW"/>
-          </w:rPr>
-          <w:rPr>
-            <w:color w:val="0000EE"/>
-            <w:u w:val="single"/>
-          </w:rPr>
-          <w:t>16:33；</w:t>
-        </w:r>
-      </w:hyperlink>
-      <w:hyperlink r:id="rId24">
-        <w:r>
-          <w:rPr>
-            <w:lang w:val="zh_TW" w:bidi="zh_TW"/>
-          </w:rPr>
-          <w:rPr>
-            <w:color w:val="0000EE"/>
-            <w:u w:val="single"/>
-          </w:rPr>
-          <w:t>羅16:20；</w:t>
-        </w:r>
-      </w:hyperlink>
-      <w:hyperlink r:id="rId33">
-        <w:r>
-          <w:rPr>
-            <w:lang w:val="zh_TW" w:bidi="zh_TW"/>
-          </w:rPr>
-          <w:rPr>
-            <w:color w:val="0000EE"/>
-            <w:u w:val="single"/>
-          </w:rPr>
-          <w:t>林後11:23–29；</w:t>
-        </w:r>
-      </w:hyperlink>
-      <w:hyperlink r:id="rId25">
-        <w:r>
-          <w:rPr>
-            <w:lang w:val="zh_TW" w:bidi="zh_TW"/>
-          </w:rPr>
-          <w:rPr>
-            <w:color w:val="0000EE"/>
-            <w:u w:val="single"/>
-          </w:rPr>
-          <w:t>弗6:10–18；</w:t>
-        </w:r>
-      </w:hyperlink>
-      <w:hyperlink r:id="rId34">
-        <w:r>
-          <w:rPr>
-            <w:lang w:val="zh_TW" w:bidi="zh_TW"/>
-          </w:rPr>
-          <w:rPr>
-            <w:color w:val="0000EE"/>
-            <w:u w:val="single"/>
-          </w:rPr>
-          <w:t>提後3:12；</w:t>
-        </w:r>
-      </w:hyperlink>
-      <w:hyperlink r:id="rId35">
-        <w:r>
-          <w:rPr>
-            <w:lang w:val="zh_TW" w:bidi="zh_TW"/>
-          </w:rPr>
-          <w:rPr>
-            <w:color w:val="0000EE"/>
-            <w:u w:val="single"/>
-          </w:rPr>
-          <w:t>來10:32–36；</w:t>
-        </w:r>
-      </w:hyperlink>
-      <w:hyperlink r:id="rId36">
-        <w:r>
-          <w:rPr>
-            <w:lang w:val="zh_TW" w:bidi="zh_TW"/>
-          </w:rPr>
-          <w:rPr>
-            <w:color w:val="0000EE"/>
-            <w:u w:val="single"/>
-          </w:rPr>
-          <w:t>彼前1:6–7</w:t>
-        </w:r>
-      </w:hyperlink>
+      <w:r>
+        <w:rPr>
+          <w:lang w:val="zh_TW" w:bidi="zh_TW"/>
+        </w:rPr>
+        <w:t>16:33；</w:t>
+      </w:r>
+      <w:r>
+        <w:rPr>
+          <w:lang w:val="zh_TW" w:bidi="zh_TW"/>
+        </w:rPr>
+        <w:t>羅16:20；</w:t>
+      </w:r>
+      <w:r>
+        <w:rPr>
+          <w:lang w:val="zh_TW" w:bidi="zh_TW"/>
+        </w:rPr>
+        <w:t>林後11:23–29；</w:t>
+      </w:r>
+      <w:r>
+        <w:rPr>
+          <w:lang w:val="zh_TW" w:bidi="zh_TW"/>
+        </w:rPr>
+        <w:t>弗6:10–18；</w:t>
+      </w:r>
+      <w:r>
+        <w:rPr>
+          <w:lang w:val="zh_TW" w:bidi="zh_TW"/>
+        </w:rPr>
+        <w:t>提後3:12；</w:t>
+      </w:r>
+      <w:r>
+        <w:rPr>
+          <w:lang w:val="zh_TW" w:bidi="zh_TW"/>
+        </w:rPr>
+        <w:t>來10:32–36；</w:t>
+      </w:r>
+      <w:r>
+        <w:rPr>
+          <w:lang w:val="zh_TW" w:bidi="zh_TW"/>
+        </w:rPr>
+        <w:t>彼前1:6–7</w:t>
+      </w:r>
       <w:r>
         <w:rPr>
           <w:lang w:val="zh_TW" w:bidi="zh_TW"/>
         </w:rPr>
         <w:t>，</w:t>
       </w:r>
-      <w:hyperlink r:id="rId37">
-        <w:r>
-          <w:rPr>
-            <w:lang w:val="zh_TW" w:bidi="zh_TW"/>
-          </w:rPr>
-          <w:rPr>
-            <w:color w:val="0000EE"/>
-            <w:u w:val="single"/>
-          </w:rPr>
-          <w:t>3:9–17</w:t>
-        </w:r>
-      </w:hyperlink>
+      <w:r>
+        <w:rPr>
+          <w:lang w:val="zh_TW" w:bidi="zh_TW"/>
+        </w:rPr>
+        <w:t>3:9–17</w:t>
+      </w:r>
       <w:r>
         <w:rPr>
           <w:lang w:val="zh_TW" w:bidi="zh_TW"/>
         </w:rPr>
         <w:t>，</w:t>
       </w:r>
-      <w:hyperlink r:id="rId38">
-        <w:r>
-          <w:rPr>
-            <w:lang w:val="zh_TW" w:bidi="zh_TW"/>
-          </w:rPr>
-          <w:rPr>
-            <w:color w:val="0000EE"/>
-            <w:u w:val="single"/>
-          </w:rPr>
-          <w:t>4:12–19</w:t>
-        </w:r>
-      </w:hyperlink>
+      <w:r>
+        <w:rPr>
+          <w:lang w:val="zh_TW" w:bidi="zh_TW"/>
+        </w:rPr>
+        <w:t>4:12–19</w:t>
+      </w:r>
       <w:r>
         <w:rPr>
           <w:lang w:val="zh_TW" w:bidi="zh_TW"/>
@@ -842,174 +644,108 @@
         </w:rPr>
         <w:t>福音書（記載耶穌生平的書卷）是為了幫助人明白並接受耶穌的邀請：藉著「背起他的十字架」來跟從祂。這個邀請不僅僅是給耶穌最親近的跟隨者（使徒），也是向每一位願意跟隨祂的人發出（</w:t>
       </w:r>
-      <w:hyperlink r:id="rId39">
-        <w:r>
-          <w:rPr>
-            <w:lang w:val="zh_TW" w:bidi="zh_TW"/>
-          </w:rPr>
-          <w:rPr>
-            <w:color w:val="0000EE"/>
-            <w:u w:val="single"/>
-          </w:rPr>
-          <w:t>可3:13–19</w:t>
-        </w:r>
-      </w:hyperlink>
+      <w:r>
+        <w:rPr>
+          <w:lang w:val="zh_TW" w:bidi="zh_TW"/>
+        </w:rPr>
+        <w:t>可3:13–19</w:t>
+      </w:r>
       <w:r>
         <w:rPr>
           <w:lang w:val="zh_TW" w:bidi="zh_TW"/>
         </w:rPr>
         <w:t>；另見</w:t>
       </w:r>
-      <w:hyperlink r:id="rId40">
-        <w:r>
-          <w:rPr>
-            <w:lang w:val="zh_TW" w:bidi="zh_TW"/>
-          </w:rPr>
-          <w:rPr>
-            <w:color w:val="0000EE"/>
-            <w:u w:val="single"/>
-          </w:rPr>
-          <w:t>1:16–20，</w:t>
-        </w:r>
-      </w:hyperlink>
-      <w:hyperlink r:id="rId41">
-        <w:r>
-          <w:rPr>
-            <w:lang w:val="zh_TW" w:bidi="zh_TW"/>
-          </w:rPr>
-          <w:rPr>
-            <w:color w:val="0000EE"/>
-            <w:u w:val="single"/>
-          </w:rPr>
-          <w:t>2:14</w:t>
-        </w:r>
-      </w:hyperlink>
+      <w:r>
+        <w:rPr>
+          <w:lang w:val="zh_TW" w:bidi="zh_TW"/>
+        </w:rPr>
+        <w:t>1:16–20，</w:t>
+      </w:r>
+      <w:r>
+        <w:rPr>
+          <w:lang w:val="zh_TW" w:bidi="zh_TW"/>
+        </w:rPr>
+        <w:t>2:14</w:t>
+      </w:r>
       <w:r>
         <w:rPr>
           <w:lang w:val="zh_TW" w:bidi="zh_TW"/>
         </w:rPr>
         <w:t>），是給所有願意跟從祂的人（</w:t>
       </w:r>
-      <w:hyperlink r:id="rId14">
-        <w:r>
-          <w:rPr>
-            <w:lang w:val="zh_TW" w:bidi="zh_TW"/>
-          </w:rPr>
-          <w:rPr>
-            <w:color w:val="0000EE"/>
-            <w:u w:val="single"/>
-          </w:rPr>
-          <w:t>可8:34</w:t>
-        </w:r>
-      </w:hyperlink>
+      <w:r>
+        <w:rPr>
+          <w:lang w:val="zh_TW" w:bidi="zh_TW"/>
+        </w:rPr>
+        <w:t>可8:34</w:t>
+      </w:r>
       <w:r>
         <w:rPr>
           <w:lang w:val="zh_TW" w:bidi="zh_TW"/>
         </w:rPr>
         <w:t xml:space="preserve">；另見 </w:t>
       </w:r>
-      <w:hyperlink r:id="rId42">
-        <w:r>
-          <w:rPr>
-            <w:lang w:val="zh_TW" w:bidi="zh_TW"/>
-          </w:rPr>
-          <w:rPr>
-            <w:color w:val="0000EE"/>
-            <w:u w:val="single"/>
-          </w:rPr>
-          <w:t>2:15，</w:t>
-        </w:r>
-      </w:hyperlink>
-      <w:hyperlink r:id="rId43">
-        <w:r>
-          <w:rPr>
-            <w:lang w:val="zh_TW" w:bidi="zh_TW"/>
-          </w:rPr>
-          <w:rPr>
-            <w:color w:val="0000EE"/>
-            <w:u w:val="single"/>
-          </w:rPr>
-          <w:t>10:21、</w:t>
-        </w:r>
-      </w:hyperlink>
-      <w:hyperlink r:id="rId44">
-        <w:r>
-          <w:rPr>
-            <w:lang w:val="zh_TW" w:bidi="zh_TW"/>
-          </w:rPr>
-          <w:rPr>
-            <w:color w:val="0000EE"/>
-            <w:u w:val="single"/>
-          </w:rPr>
-          <w:t>52</w:t>
-        </w:r>
-      </w:hyperlink>
+      <w:r>
+        <w:rPr>
+          <w:lang w:val="zh_TW" w:bidi="zh_TW"/>
+        </w:rPr>
+        <w:t>2:15，</w:t>
+      </w:r>
+      <w:r>
+        <w:rPr>
+          <w:lang w:val="zh_TW" w:bidi="zh_TW"/>
+        </w:rPr>
+        <w:t>10:21、</w:t>
+      </w:r>
+      <w:r>
+        <w:rPr>
+          <w:lang w:val="zh_TW" w:bidi="zh_TW"/>
+        </w:rPr>
+        <w:t>52</w:t>
+      </w:r>
       <w:r>
         <w:rPr>
           <w:lang w:val="zh_TW" w:bidi="zh_TW"/>
         </w:rPr>
         <w:t>）。有些人覺得跟從耶穌非常困難，但神藉著祂的恩典提供幫助（</w:t>
       </w:r>
-      <w:hyperlink r:id="rId45">
-        <w:r>
-          <w:rPr>
-            <w:lang w:val="zh_TW" w:bidi="zh_TW"/>
-          </w:rPr>
-          <w:rPr>
-            <w:color w:val="0000EE"/>
-            <w:u w:val="single"/>
-          </w:rPr>
-          <w:t>可10:17–25、</w:t>
-        </w:r>
-      </w:hyperlink>
-      <w:hyperlink r:id="rId46">
-        <w:r>
-          <w:rPr>
-            <w:lang w:val="zh_TW" w:bidi="zh_TW"/>
-          </w:rPr>
-          <w:rPr>
-            <w:color w:val="0000EE"/>
-            <w:u w:val="single"/>
-          </w:rPr>
-          <w:t>27</w:t>
-        </w:r>
-      </w:hyperlink>
+      <w:r>
+        <w:rPr>
+          <w:lang w:val="zh_TW" w:bidi="zh_TW"/>
+        </w:rPr>
+        <w:t>可10:17–25、</w:t>
+      </w:r>
+      <w:r>
+        <w:rPr>
+          <w:lang w:val="zh_TW" w:bidi="zh_TW"/>
+        </w:rPr>
+        <w:t>27</w:t>
+      </w:r>
       <w:r>
         <w:rPr>
           <w:lang w:val="zh_TW" w:bidi="zh_TW"/>
         </w:rPr>
         <w:t>）。另一些人則迅速回應耶穌的呼召（</w:t>
       </w:r>
-      <w:hyperlink r:id="rId41">
-        <w:r>
-          <w:rPr>
-            <w:lang w:val="zh_TW" w:bidi="zh_TW"/>
-          </w:rPr>
-          <w:rPr>
-            <w:color w:val="0000EE"/>
-            <w:u w:val="single"/>
-          </w:rPr>
-          <w:t>可2:14</w:t>
-        </w:r>
-      </w:hyperlink>
+      <w:r>
+        <w:rPr>
+          <w:lang w:val="zh_TW" w:bidi="zh_TW"/>
+        </w:rPr>
+        <w:t>可2:14</w:t>
+      </w:r>
       <w:r>
         <w:rPr>
           <w:lang w:val="zh_TW" w:bidi="zh_TW"/>
         </w:rPr>
         <w:t>；另見</w:t>
       </w:r>
-      <w:hyperlink r:id="rId47">
-        <w:r>
-          <w:rPr>
-            <w:lang w:val="zh_TW" w:bidi="zh_TW"/>
-          </w:rPr>
-          <w:rPr>
-            <w:color w:val="0000EE"/>
-            <w:u w:val="single"/>
-          </w:rPr>
-          <w:t>路7:36–50</w:t>
-        </w:r>
-      </w:hyperlink>
+      <w:r>
+        <w:rPr>
+          <w:lang w:val="zh_TW" w:bidi="zh_TW"/>
+        </w:rPr>
+        <w:t>路7:36–50</w:t>
+      </w:r>
       <w:r>
         <w:rPr>
           <w:lang w:val="zh_TW" w:bidi="zh_TW"/>
@@ -1030,54 +766,36 @@
         </w:rPr>
         <w:t>「跟從耶穌」的意思是，全心投入並捨棄自私的行為（</w:t>
       </w:r>
-      <w:hyperlink r:id="rId48">
-        <w:r>
-          <w:rPr>
-            <w:lang w:val="zh_TW" w:bidi="zh_TW"/>
-          </w:rPr>
-          <w:rPr>
-            <w:color w:val="0000EE"/>
-            <w:u w:val="single"/>
-          </w:rPr>
-          <w:t>可8:34–35</w:t>
-        </w:r>
-      </w:hyperlink>
+      <w:r>
+        <w:rPr>
+          <w:lang w:val="zh_TW" w:bidi="zh_TW"/>
+        </w:rPr>
+        <w:t>可8:34–35</w:t>
+      </w:r>
       <w:r>
         <w:rPr>
           <w:lang w:val="zh_TW" w:bidi="zh_TW"/>
         </w:rPr>
         <w:t>）。「背起自己的十字架」代表願意為耶穌放棄一切，甚至是自己的生命。例如，彼得、安得烈、雅各與約翰離開住處、放下工作來跟從耶穌（</w:t>
       </w:r>
-      <w:hyperlink r:id="rId40">
-        <w:r>
-          <w:rPr>
-            <w:lang w:val="zh_TW" w:bidi="zh_TW"/>
-          </w:rPr>
-          <w:rPr>
-            <w:color w:val="0000EE"/>
-            <w:u w:val="single"/>
-          </w:rPr>
-          <w:t>可1:16–20</w:t>
-        </w:r>
-      </w:hyperlink>
+      <w:r>
+        <w:rPr>
+          <w:lang w:val="zh_TW" w:bidi="zh_TW"/>
+        </w:rPr>
+        <w:t>可1:16–20</w:t>
+      </w:r>
       <w:r>
         <w:rPr>
           <w:lang w:val="zh_TW" w:bidi="zh_TW"/>
         </w:rPr>
         <w:t>）；而一位富人則被要求賣掉一切財產，把錢分給窮人，好除去他的自私（</w:t>
       </w:r>
-      <w:hyperlink r:id="rId43">
-        <w:r>
-          <w:rPr>
-            <w:lang w:val="zh_TW" w:bidi="zh_TW"/>
-          </w:rPr>
-          <w:rPr>
-            <w:color w:val="0000EE"/>
-            <w:u w:val="single"/>
-          </w:rPr>
-          <w:t>可10:21</w:t>
-        </w:r>
-      </w:hyperlink>
+      <w:r>
+        <w:rPr>
+          <w:lang w:val="zh_TW" w:bidi="zh_TW"/>
+        </w:rPr>
+        <w:t>可10:21</w:t>
+      </w:r>
       <w:r>
         <w:rPr>
           <w:lang w:val="zh_TW" w:bidi="zh_TW"/>
@@ -1098,120 +816,78 @@
         </w:rPr>
         <w:t>跟從耶穌也包括在眾人面前承認祂，並持守祂的教導（</w:t>
       </w:r>
-      <w:hyperlink r:id="rId49">
-        <w:r>
-          <w:rPr>
-            <w:lang w:val="zh_TW" w:bidi="zh_TW"/>
-          </w:rPr>
-          <w:rPr>
-            <w:color w:val="0000EE"/>
-            <w:u w:val="single"/>
-          </w:rPr>
-          <w:t>可8:38</w:t>
-        </w:r>
-      </w:hyperlink>
+      <w:r>
+        <w:rPr>
+          <w:lang w:val="zh_TW" w:bidi="zh_TW"/>
+        </w:rPr>
+        <w:t>可8:38</w:t>
+      </w:r>
       <w:r>
         <w:rPr>
           <w:lang w:val="zh_TW" w:bidi="zh_TW"/>
         </w:rPr>
         <w:t>；參</w:t>
       </w:r>
-      <w:hyperlink r:id="rId50">
-        <w:r>
-          <w:rPr>
-            <w:lang w:val="zh_TW" w:bidi="zh_TW"/>
-          </w:rPr>
-          <w:rPr>
-            <w:color w:val="0000EE"/>
-            <w:u w:val="single"/>
-          </w:rPr>
-          <w:t>羅10:9</w:t>
-        </w:r>
-      </w:hyperlink>
+      <w:r>
+        <w:rPr>
+          <w:lang w:val="zh_TW" w:bidi="zh_TW"/>
+        </w:rPr>
+        <w:t>羅10:9</w:t>
+      </w:r>
       <w:r>
         <w:rPr>
           <w:lang w:val="zh_TW" w:bidi="zh_TW"/>
         </w:rPr>
         <w:t>）。這表示要除去一切妨礙你跟從耶穌的事物，不論多困難（</w:t>
       </w:r>
-      <w:hyperlink r:id="rId51">
-        <w:r>
-          <w:rPr>
-            <w:lang w:val="zh_TW" w:bidi="zh_TW"/>
-          </w:rPr>
-          <w:rPr>
-            <w:color w:val="0000EE"/>
-            <w:u w:val="single"/>
-          </w:rPr>
-          <w:t>可9:43–48</w:t>
-        </w:r>
-      </w:hyperlink>
+      <w:r>
+        <w:rPr>
+          <w:lang w:val="zh_TW" w:bidi="zh_TW"/>
+        </w:rPr>
+        <w:t>可9:43–48</w:t>
+      </w:r>
       <w:r>
         <w:rPr>
           <w:lang w:val="zh_TW" w:bidi="zh_TW"/>
         </w:rPr>
         <w:t>）。這也包含完全信靠耶穌，並拒絕犯罪（</w:t>
       </w:r>
-      <w:hyperlink r:id="rId52">
-        <w:r>
-          <w:rPr>
-            <w:lang w:val="zh_TW" w:bidi="zh_TW"/>
-          </w:rPr>
-          <w:rPr>
-            <w:color w:val="0000EE"/>
-            <w:u w:val="single"/>
-          </w:rPr>
-          <w:t>可1:15，</w:t>
-        </w:r>
-      </w:hyperlink>
-      <w:hyperlink r:id="rId53">
-        <w:r>
-          <w:rPr>
-            <w:lang w:val="zh_TW" w:bidi="zh_TW"/>
-          </w:rPr>
-          <w:rPr>
-            <w:color w:val="0000EE"/>
-            <w:u w:val="single"/>
-          </w:rPr>
-          <w:t>6:12</w:t>
-        </w:r>
-      </w:hyperlink>
+      <w:r>
+        <w:rPr>
+          <w:lang w:val="zh_TW" w:bidi="zh_TW"/>
+        </w:rPr>
+        <w:t>可1:15，</w:t>
+      </w:r>
+      <w:r>
+        <w:rPr>
+          <w:lang w:val="zh_TW" w:bidi="zh_TW"/>
+        </w:rPr>
+        <w:t>6:12</w:t>
+      </w:r>
       <w:r>
         <w:rPr>
           <w:lang w:val="zh_TW" w:bidi="zh_TW"/>
         </w:rPr>
         <w:t>）；甚至要求人們對耶穌忠誠，比對父母更加忠誠（</w:t>
       </w:r>
-      <w:hyperlink r:id="rId54">
-        <w:r>
-          <w:rPr>
-            <w:lang w:val="zh_TW" w:bidi="zh_TW"/>
-          </w:rPr>
-          <w:rPr>
-            <w:color w:val="0000EE"/>
-            <w:u w:val="single"/>
-          </w:rPr>
-          <w:t>太10:37</w:t>
-        </w:r>
-      </w:hyperlink>
+      <w:r>
+        <w:rPr>
+          <w:lang w:val="zh_TW" w:bidi="zh_TW"/>
+        </w:rPr>
+        <w:t>太10:37</w:t>
+      </w:r>
       <w:r>
         <w:rPr>
           <w:lang w:val="zh_TW" w:bidi="zh_TW"/>
         </w:rPr>
         <w:t>；</w:t>
       </w:r>
-      <w:hyperlink r:id="rId55">
-        <w:r>
-          <w:rPr>
-            <w:lang w:val="zh_TW" w:bidi="zh_TW"/>
-          </w:rPr>
-          <w:rPr>
-            <w:color w:val="0000EE"/>
-            <w:u w:val="single"/>
-          </w:rPr>
-          <w:t>路14:26</w:t>
-        </w:r>
-      </w:hyperlink>
+      <w:r>
+        <w:rPr>
+          <w:lang w:val="zh_TW" w:bidi="zh_TW"/>
+        </w:rPr>
+        <w:t>路14:26</w:t>
+      </w:r>
       <w:r>
         <w:rPr>
           <w:lang w:val="zh_TW" w:bidi="zh_TW"/>
@@ -1232,276 +908,168 @@
         </w:rPr>
         <w:t>耶穌清楚吩咐門徒，要把祂的信息傳開（</w:t>
       </w:r>
-      <w:hyperlink r:id="rId56">
-        <w:r>
-          <w:rPr>
-            <w:lang w:val="zh_TW" w:bidi="zh_TW"/>
-          </w:rPr>
-          <w:rPr>
-            <w:color w:val="0000EE"/>
-            <w:u w:val="single"/>
-          </w:rPr>
-          <w:t>太28:18–20</w:t>
-        </w:r>
-      </w:hyperlink>
+      <w:r>
+        <w:rPr>
+          <w:lang w:val="zh_TW" w:bidi="zh_TW"/>
+        </w:rPr>
+        <w:t>太28:18–20</w:t>
+      </w:r>
       <w:r>
         <w:rPr>
           <w:lang w:val="zh_TW" w:bidi="zh_TW"/>
         </w:rPr>
         <w:t>；</w:t>
       </w:r>
-      <w:hyperlink r:id="rId57">
-        <w:r>
-          <w:rPr>
-            <w:lang w:val="zh_TW" w:bidi="zh_TW"/>
-          </w:rPr>
-          <w:rPr>
-            <w:color w:val="0000EE"/>
-            <w:u w:val="single"/>
-          </w:rPr>
-          <w:t>路24:47–49</w:t>
-        </w:r>
-      </w:hyperlink>
+      <w:r>
+        <w:rPr>
+          <w:lang w:val="zh_TW" w:bidi="zh_TW"/>
+        </w:rPr>
+        <w:t>路24:47–49</w:t>
+      </w:r>
       <w:r>
         <w:rPr>
           <w:lang w:val="zh_TW" w:bidi="zh_TW"/>
         </w:rPr>
         <w:t>；</w:t>
       </w:r>
-      <w:hyperlink r:id="rId58">
-        <w:r>
-          <w:rPr>
-            <w:lang w:val="zh_TW" w:bidi="zh_TW"/>
-          </w:rPr>
-          <w:rPr>
-            <w:color w:val="0000EE"/>
-            <w:u w:val="single"/>
-          </w:rPr>
-          <w:t>徒1:8</w:t>
-        </w:r>
-      </w:hyperlink>
+      <w:r>
+        <w:rPr>
+          <w:lang w:val="zh_TW" w:bidi="zh_TW"/>
+        </w:rPr>
+        <w:t>徒1:8</w:t>
+      </w:r>
       <w:r>
         <w:rPr>
           <w:lang w:val="zh_TW" w:bidi="zh_TW"/>
         </w:rPr>
         <w:t>）。在整本新約聖經中，我們看到耶穌的門徒無論走到哪裡，都傳講這個好消息，許多人因此跟從耶穌（見</w:t>
       </w:r>
-      <w:hyperlink r:id="rId59">
-        <w:r>
-          <w:rPr>
-            <w:lang w:val="zh_TW" w:bidi="zh_TW"/>
-          </w:rPr>
-          <w:rPr>
-            <w:color w:val="0000EE"/>
-            <w:u w:val="single"/>
-          </w:rPr>
-          <w:t>徒2:14–41，</w:t>
-        </w:r>
-      </w:hyperlink>
-      <w:hyperlink r:id="rId60">
-        <w:r>
-          <w:rPr>
-            <w:lang w:val="zh_TW" w:bidi="zh_TW"/>
-          </w:rPr>
-          <w:rPr>
-            <w:color w:val="0000EE"/>
-            <w:u w:val="single"/>
-          </w:rPr>
-          <w:t>3:12–26，</w:t>
-        </w:r>
-      </w:hyperlink>
-      <w:hyperlink r:id="rId61">
-        <w:r>
-          <w:rPr>
-            <w:lang w:val="zh_TW" w:bidi="zh_TW"/>
-          </w:rPr>
-          <w:rPr>
-            <w:color w:val="0000EE"/>
-            <w:u w:val="single"/>
-          </w:rPr>
-          <w:t>4:1–2</w:t>
-        </w:r>
-      </w:hyperlink>
+      <w:r>
+        <w:rPr>
+          <w:lang w:val="zh_TW" w:bidi="zh_TW"/>
+        </w:rPr>
+        <w:t>徒2:14–41，</w:t>
+      </w:r>
+      <w:r>
+        <w:rPr>
+          <w:lang w:val="zh_TW" w:bidi="zh_TW"/>
+        </w:rPr>
+        <w:t>3:12–26，</w:t>
+      </w:r>
+      <w:r>
+        <w:rPr>
+          <w:lang w:val="zh_TW" w:bidi="zh_TW"/>
+        </w:rPr>
+        <w:t>4:1–2</w:t>
+      </w:r>
       <w:r>
         <w:rPr>
           <w:lang w:val="zh_TW" w:bidi="zh_TW"/>
         </w:rPr>
         <w:t>、</w:t>
       </w:r>
-      <w:hyperlink r:id="rId62">
-        <w:r>
-          <w:rPr>
-            <w:lang w:val="zh_TW" w:bidi="zh_TW"/>
-          </w:rPr>
-          <w:rPr>
-            <w:color w:val="0000EE"/>
-            <w:u w:val="single"/>
-          </w:rPr>
-          <w:t>20，</w:t>
-        </w:r>
-      </w:hyperlink>
-      <w:hyperlink r:id="rId63">
-        <w:r>
-          <w:rPr>
-            <w:lang w:val="zh_TW" w:bidi="zh_TW"/>
-          </w:rPr>
-          <w:rPr>
-            <w:color w:val="0000EE"/>
-            <w:u w:val="single"/>
-          </w:rPr>
-          <w:t>8:4，</w:t>
-        </w:r>
-      </w:hyperlink>
-      <w:hyperlink r:id="rId64">
-        <w:r>
-          <w:rPr>
-            <w:lang w:val="zh_TW" w:bidi="zh_TW"/>
-          </w:rPr>
-          <w:rPr>
-            <w:color w:val="0000EE"/>
-            <w:u w:val="single"/>
-          </w:rPr>
-          <w:t>9:20，</w:t>
-        </w:r>
-      </w:hyperlink>
-      <w:hyperlink r:id="rId65">
-        <w:r>
-          <w:rPr>
-            <w:lang w:val="zh_TW" w:bidi="zh_TW"/>
-          </w:rPr>
-          <w:rPr>
-            <w:color w:val="0000EE"/>
-            <w:u w:val="single"/>
-          </w:rPr>
-          <w:t>11:19–26，</w:t>
-        </w:r>
-      </w:hyperlink>
-      <w:hyperlink r:id="rId66">
-        <w:r>
-          <w:rPr>
-            <w:lang w:val="zh_TW" w:bidi="zh_TW"/>
-          </w:rPr>
-          <w:rPr>
-            <w:color w:val="0000EE"/>
-            <w:u w:val="single"/>
-          </w:rPr>
-          <w:t>13:1–3</w:t>
-        </w:r>
-      </w:hyperlink>
+      <w:r>
+        <w:rPr>
+          <w:lang w:val="zh_TW" w:bidi="zh_TW"/>
+        </w:rPr>
+        <w:t>20，</w:t>
+      </w:r>
+      <w:r>
+        <w:rPr>
+          <w:lang w:val="zh_TW" w:bidi="zh_TW"/>
+        </w:rPr>
+        <w:t>8:4，</w:t>
+      </w:r>
+      <w:r>
+        <w:rPr>
+          <w:lang w:val="zh_TW" w:bidi="zh_TW"/>
+        </w:rPr>
+        <w:t>9:20，</w:t>
+      </w:r>
+      <w:r>
+        <w:rPr>
+          <w:lang w:val="zh_TW" w:bidi="zh_TW"/>
+        </w:rPr>
+        <w:t>11:19–26，</w:t>
+      </w:r>
+      <w:r>
+        <w:rPr>
+          <w:lang w:val="zh_TW" w:bidi="zh_TW"/>
+        </w:rPr>
+        <w:t>13:1–3</w:t>
+      </w:r>
       <w:r>
         <w:rPr>
           <w:lang w:val="zh_TW" w:bidi="zh_TW"/>
         </w:rPr>
         <w:t>；</w:t>
       </w:r>
-      <w:hyperlink r:id="rId67">
-        <w:r>
-          <w:rPr>
-            <w:lang w:val="zh_TW" w:bidi="zh_TW"/>
-          </w:rPr>
-          <w:rPr>
-            <w:color w:val="0000EE"/>
-            <w:u w:val="single"/>
-          </w:rPr>
-          <w:t>羅1:1–16，</w:t>
-        </w:r>
-      </w:hyperlink>
-      <w:hyperlink r:id="rId68">
-        <w:r>
-          <w:rPr>
-            <w:lang w:val="zh_TW" w:bidi="zh_TW"/>
-          </w:rPr>
-          <w:rPr>
-            <w:color w:val="0000EE"/>
-            <w:u w:val="single"/>
-          </w:rPr>
-          <w:t>10:14–15，</w:t>
-        </w:r>
-      </w:hyperlink>
-      <w:hyperlink r:id="rId69">
-        <w:r>
-          <w:rPr>
-            <w:lang w:val="zh_TW" w:bidi="zh_TW"/>
-          </w:rPr>
-          <w:rPr>
-            <w:color w:val="0000EE"/>
-            <w:u w:val="single"/>
-          </w:rPr>
-          <w:t>15:18–21</w:t>
-        </w:r>
-      </w:hyperlink>
+      <w:r>
+        <w:rPr>
+          <w:lang w:val="zh_TW" w:bidi="zh_TW"/>
+        </w:rPr>
+        <w:t>羅1:1–16，</w:t>
+      </w:r>
+      <w:r>
+        <w:rPr>
+          <w:lang w:val="zh_TW" w:bidi="zh_TW"/>
+        </w:rPr>
+        <w:t>10:14–15，</w:t>
+      </w:r>
+      <w:r>
+        <w:rPr>
+          <w:lang w:val="zh_TW" w:bidi="zh_TW"/>
+        </w:rPr>
+        <w:t>15:18–21</w:t>
+      </w:r>
       <w:r>
         <w:rPr>
           <w:lang w:val="zh_TW" w:bidi="zh_TW"/>
         </w:rPr>
         <w:t>；</w:t>
       </w:r>
-      <w:hyperlink r:id="rId70">
-        <w:r>
-          <w:rPr>
-            <w:lang w:val="zh_TW" w:bidi="zh_TW"/>
-          </w:rPr>
-          <w:rPr>
-            <w:color w:val="0000EE"/>
-            <w:u w:val="single"/>
-          </w:rPr>
-          <w:t>林前9:16</w:t>
-        </w:r>
-      </w:hyperlink>
+      <w:r>
+        <w:rPr>
+          <w:lang w:val="zh_TW" w:bidi="zh_TW"/>
+        </w:rPr>
+        <w:t>林前9:16</w:t>
+      </w:r>
       <w:r>
         <w:rPr>
           <w:lang w:val="zh_TW" w:bidi="zh_TW"/>
         </w:rPr>
         <w:t>；</w:t>
       </w:r>
-      <w:hyperlink r:id="rId71">
-        <w:r>
-          <w:rPr>
-            <w:lang w:val="zh_TW" w:bidi="zh_TW"/>
-          </w:rPr>
-          <w:rPr>
-            <w:color w:val="0000EE"/>
-            <w:u w:val="single"/>
-          </w:rPr>
-          <w:t>西1:23</w:t>
-        </w:r>
-      </w:hyperlink>
+      <w:r>
+        <w:rPr>
+          <w:lang w:val="zh_TW" w:bidi="zh_TW"/>
+        </w:rPr>
+        <w:t>西1:23</w:t>
+      </w:r>
       <w:r>
         <w:rPr>
           <w:lang w:val="zh_TW" w:bidi="zh_TW"/>
         </w:rPr>
         <w:t>；</w:t>
       </w:r>
-      <w:hyperlink r:id="rId72">
-        <w:r>
-          <w:rPr>
-            <w:lang w:val="zh_TW" w:bidi="zh_TW"/>
-          </w:rPr>
-          <w:rPr>
-            <w:color w:val="0000EE"/>
-            <w:u w:val="single"/>
-          </w:rPr>
-          <w:t>帖前2:9</w:t>
-        </w:r>
-      </w:hyperlink>
+      <w:r>
+        <w:rPr>
+          <w:lang w:val="zh_TW" w:bidi="zh_TW"/>
+        </w:rPr>
+        <w:t>帖前2:9</w:t>
+      </w:r>
       <w:r>
         <w:rPr>
           <w:lang w:val="zh_TW" w:bidi="zh_TW"/>
         </w:rPr>
         <w:t>；</w:t>
       </w:r>
-      <w:hyperlink r:id="rId73">
-        <w:r>
-          <w:rPr>
-            <w:lang w:val="zh_TW" w:bidi="zh_TW"/>
-          </w:rPr>
-          <w:rPr>
-            <w:color w:val="0000EE"/>
-            <w:u w:val="single"/>
-          </w:rPr>
-          <w:t>提後4:2</w:t>
-        </w:r>
-      </w:hyperlink>
+      <w:r>
+        <w:rPr>
+          <w:lang w:val="zh_TW" w:bidi="zh_TW"/>
+        </w:rPr>
+        <w:t>提後4:2</w:t>
+      </w:r>
       <w:r>
         <w:rPr>
           <w:lang w:val="zh_TW" w:bidi="zh_TW"/>
@@ -1540,30 +1108,18 @@
         </w:rPr>
         <w:t>在神國度中的地位 （</w:t>
       </w:r>
-      <w:hyperlink r:id="rId51">
-        <w:r>
-          <w:rPr>
-            <w:lang w:val="zh_TW" w:bidi="zh_TW"/>
-          </w:rPr>
-          <w:rPr>
-            <w:color w:val="0000EE"/>
-            <w:u w:val="single"/>
-          </w:rPr>
-          <w:t>可9:43–48，</w:t>
-        </w:r>
-      </w:hyperlink>
-      <w:hyperlink r:id="rId74">
-        <w:r>
-          <w:rPr>
-            <w:lang w:val="zh_TW" w:bidi="zh_TW"/>
-          </w:rPr>
-          <w:rPr>
-            <w:color w:val="0000EE"/>
-            <w:u w:val="single"/>
-          </w:rPr>
-          <w:t>10:23–31</w:t>
-        </w:r>
-      </w:hyperlink>
+      <w:r>
+        <w:rPr>
+          <w:lang w:val="zh_TW" w:bidi="zh_TW"/>
+        </w:rPr>
+        <w:t>可9:43–48，</w:t>
+      </w:r>
+      <w:r>
+        <w:rPr>
+          <w:lang w:val="zh_TW" w:bidi="zh_TW"/>
+        </w:rPr>
+        <w:t>10:23–31</w:t>
+      </w:r>
       <w:r>
         <w:rPr>
           <w:lang w:val="zh_TW" w:bidi="zh_TW"/>
@@ -1588,48 +1144,30 @@
         </w:rPr>
         <w:t>罪得赦免（</w:t>
       </w:r>
-      <w:hyperlink r:id="rId75">
-        <w:r>
-          <w:rPr>
-            <w:lang w:val="zh_TW" w:bidi="zh_TW"/>
-          </w:rPr>
-          <w:rPr>
-            <w:color w:val="0000EE"/>
-            <w:u w:val="single"/>
-          </w:rPr>
-          <w:t>可2:10–11</w:t>
-        </w:r>
-      </w:hyperlink>
+      <w:r>
+        <w:rPr>
+          <w:lang w:val="zh_TW" w:bidi="zh_TW"/>
+        </w:rPr>
+        <w:t>可2:10–11</w:t>
+      </w:r>
       <w:r>
         <w:rPr>
           <w:lang w:val="zh_TW" w:bidi="zh_TW"/>
         </w:rPr>
         <w:t>；另見</w:t>
       </w:r>
-      <w:hyperlink r:id="rId76">
-        <w:r>
-          <w:rPr>
-            <w:lang w:val="zh_TW" w:bidi="zh_TW"/>
-          </w:rPr>
-          <w:rPr>
-            <w:color w:val="0000EE"/>
-            <w:u w:val="single"/>
-          </w:rPr>
-          <w:t>3:28，</w:t>
-        </w:r>
-      </w:hyperlink>
-      <w:hyperlink r:id="rId77">
-        <w:r>
-          <w:rPr>
-            <w:lang w:val="zh_TW" w:bidi="zh_TW"/>
-          </w:rPr>
-          <w:rPr>
-            <w:color w:val="0000EE"/>
-            <w:u w:val="single"/>
-          </w:rPr>
-          <w:t>11:25</w:t>
-        </w:r>
-      </w:hyperlink>
+      <w:r>
+        <w:rPr>
+          <w:lang w:val="zh_TW" w:bidi="zh_TW"/>
+        </w:rPr>
+        <w:t>3:28，</w:t>
+      </w:r>
+      <w:r>
+        <w:rPr>
+          <w:lang w:val="zh_TW" w:bidi="zh_TW"/>
+        </w:rPr>
+        <w:t>11:25</w:t>
+      </w:r>
       <w:r>
         <w:rPr>
           <w:lang w:val="zh_TW" w:bidi="zh_TW"/>
@@ -1654,18 +1192,12 @@
         </w:rPr>
         <w:t>神家中的身分（</w:t>
       </w:r>
-      <w:hyperlink r:id="rId78">
-        <w:r>
-          <w:rPr>
-            <w:lang w:val="zh_TW" w:bidi="zh_TW"/>
-          </w:rPr>
-          <w:rPr>
-            <w:color w:val="0000EE"/>
-            <w:u w:val="single"/>
-          </w:rPr>
-          <w:t>約1:12</w:t>
-        </w:r>
-      </w:hyperlink>
+      <w:r>
+        <w:rPr>
+          <w:lang w:val="zh_TW" w:bidi="zh_TW"/>
+        </w:rPr>
+        <w:t>約1:12</w:t>
+      </w:r>
       <w:r>
         <w:rPr>
           <w:lang w:val="zh_TW" w:bidi="zh_TW"/>
@@ -1690,30 +1222,18 @@
         </w:rPr>
         <w:t>免受神的審判（</w:t>
       </w:r>
-      <w:hyperlink r:id="rId79">
-        <w:r>
-          <w:rPr>
-            <w:lang w:val="zh_TW" w:bidi="zh_TW"/>
-          </w:rPr>
-          <w:rPr>
-            <w:color w:val="0000EE"/>
-            <w:u w:val="single"/>
-          </w:rPr>
-          <w:t>可8:35，</w:t>
-        </w:r>
-      </w:hyperlink>
-      <w:hyperlink r:id="rId80">
-        <w:r>
-          <w:rPr>
-            <w:lang w:val="zh_TW" w:bidi="zh_TW"/>
-          </w:rPr>
-          <w:rPr>
-            <w:color w:val="0000EE"/>
-            <w:u w:val="single"/>
-          </w:rPr>
-          <w:t>13:13</w:t>
-        </w:r>
-      </w:hyperlink>
+      <w:r>
+        <w:rPr>
+          <w:lang w:val="zh_TW" w:bidi="zh_TW"/>
+        </w:rPr>
+        <w:t>可8:35，</w:t>
+      </w:r>
+      <w:r>
+        <w:rPr>
+          <w:lang w:val="zh_TW" w:bidi="zh_TW"/>
+        </w:rPr>
+        <w:t>13:13</w:t>
+      </w:r>
       <w:r>
         <w:rPr>
           <w:lang w:val="zh_TW" w:bidi="zh_TW"/>
@@ -1738,48 +1258,30 @@
         </w:rPr>
         <w:t>永遠的生命（</w:t>
       </w:r>
-      <w:hyperlink r:id="rId81">
-        <w:r>
-          <w:rPr>
-            <w:lang w:val="zh_TW" w:bidi="zh_TW"/>
-          </w:rPr>
-          <w:rPr>
-            <w:color w:val="0000EE"/>
-            <w:u w:val="single"/>
-          </w:rPr>
-          <w:t>可9:43，</w:t>
-        </w:r>
-      </w:hyperlink>
-      <w:hyperlink r:id="rId82">
-        <w:r>
-          <w:rPr>
-            <w:lang w:val="zh_TW" w:bidi="zh_TW"/>
-          </w:rPr>
-          <w:rPr>
-            <w:color w:val="0000EE"/>
-            <w:u w:val="single"/>
-          </w:rPr>
-          <w:t>10:29–30</w:t>
-        </w:r>
-      </w:hyperlink>
+      <w:r>
+        <w:rPr>
+          <w:lang w:val="zh_TW" w:bidi="zh_TW"/>
+        </w:rPr>
+        <w:t>可9:43，</w:t>
+      </w:r>
+      <w:r>
+        <w:rPr>
+          <w:lang w:val="zh_TW" w:bidi="zh_TW"/>
+        </w:rPr>
+        <w:t>10:29–30</w:t>
+      </w:r>
       <w:r>
         <w:rPr>
           <w:lang w:val="zh_TW" w:bidi="zh_TW"/>
         </w:rPr>
         <w:t>；</w:t>
       </w:r>
-      <w:hyperlink r:id="rId83">
-        <w:r>
-          <w:rPr>
-            <w:lang w:val="zh_TW" w:bidi="zh_TW"/>
-          </w:rPr>
-          <w:rPr>
-            <w:color w:val="0000EE"/>
-            <w:u w:val="single"/>
-          </w:rPr>
-          <w:t>約一5:11–12</w:t>
-        </w:r>
-      </w:hyperlink>
+      <w:r>
+        <w:rPr>
+          <w:lang w:val="zh_TW" w:bidi="zh_TW"/>
+        </w:rPr>
+        <w:t>約一5:11–12</w:t>
+      </w:r>
       <w:r>
         <w:rPr>
           <w:lang w:val="zh_TW" w:bidi="zh_TW"/>
@@ -1809,474 +1311,276 @@
           <w:lang w:val="zh_TW" w:bidi="zh_TW"/>
         </w:rPr>
       </w:r>
-      <w:hyperlink r:id="rId84">
-        <w:r>
-          <w:rPr>
-            <w:lang w:val="zh_TW" w:bidi="zh_TW"/>
-          </w:rPr>
-          <w:rPr>
-            <w:color w:val="0000EE"/>
-            <w:u w:val="single"/>
-          </w:rPr>
-          <w:t>何6:3</w:t>
-        </w:r>
-      </w:hyperlink>
+      <w:r>
+        <w:rPr>
+          <w:lang w:val="zh_TW" w:bidi="zh_TW"/>
+        </w:rPr>
+        <w:t>何6:3</w:t>
+      </w:r>
       <w:r>
         <w:rPr>
           <w:lang w:val="zh_TW" w:bidi="zh_TW"/>
         </w:rPr>
         <w:t>；</w:t>
       </w:r>
-      <w:hyperlink r:id="rId85">
-        <w:r>
-          <w:rPr>
-            <w:lang w:val="zh_TW" w:bidi="zh_TW"/>
-          </w:rPr>
-          <w:rPr>
-            <w:color w:val="0000EE"/>
-            <w:u w:val="single"/>
-          </w:rPr>
-          <w:t>太10:37–39，</w:t>
-        </w:r>
-      </w:hyperlink>
-      <w:hyperlink r:id="rId56">
-        <w:r>
-          <w:rPr>
-            <w:lang w:val="zh_TW" w:bidi="zh_TW"/>
-          </w:rPr>
-          <w:rPr>
-            <w:color w:val="0000EE"/>
-            <w:u w:val="single"/>
-          </w:rPr>
-          <w:t>28:18–20</w:t>
-        </w:r>
-      </w:hyperlink>
+      <w:r>
+        <w:rPr>
+          <w:lang w:val="zh_TW" w:bidi="zh_TW"/>
+        </w:rPr>
+        <w:t>太10:37–39，</w:t>
+      </w:r>
+      <w:r>
+        <w:rPr>
+          <w:lang w:val="zh_TW" w:bidi="zh_TW"/>
+        </w:rPr>
+        <w:t>28:18–20</w:t>
+      </w:r>
       <w:r>
         <w:rPr>
           <w:lang w:val="zh_TW" w:bidi="zh_TW"/>
         </w:rPr>
         <w:t>；</w:t>
       </w:r>
-      <w:hyperlink r:id="rId86">
-        <w:r>
-          <w:rPr>
-            <w:lang w:val="zh_TW" w:bidi="zh_TW"/>
-          </w:rPr>
-          <w:rPr>
-            <w:color w:val="0000EE"/>
-            <w:u w:val="single"/>
-          </w:rPr>
-          <w:t>可1:15–20，</w:t>
-        </w:r>
-      </w:hyperlink>
-      <w:hyperlink r:id="rId87">
-        <w:r>
-          <w:rPr>
-            <w:lang w:val="zh_TW" w:bidi="zh_TW"/>
-          </w:rPr>
-          <w:rPr>
-            <w:color w:val="0000EE"/>
-            <w:u w:val="single"/>
-          </w:rPr>
-          <w:t>2:14–15，</w:t>
-        </w:r>
-      </w:hyperlink>
-      <w:hyperlink r:id="rId88">
-        <w:r>
-          <w:rPr>
-            <w:lang w:val="zh_TW" w:bidi="zh_TW"/>
-          </w:rPr>
-          <w:rPr>
-            <w:color w:val="0000EE"/>
-            <w:u w:val="single"/>
-          </w:rPr>
-          <w:t>3:13–15，</w:t>
-        </w:r>
-      </w:hyperlink>
-      <w:hyperlink r:id="rId89">
-        <w:r>
-          <w:rPr>
-            <w:lang w:val="zh_TW" w:bidi="zh_TW"/>
-          </w:rPr>
-          <w:rPr>
-            <w:color w:val="0000EE"/>
-            <w:u w:val="single"/>
-          </w:rPr>
-          <w:t>5:18–20，</w:t>
-        </w:r>
-      </w:hyperlink>
-      <w:hyperlink r:id="rId90">
-        <w:r>
-          <w:rPr>
-            <w:lang w:val="zh_TW" w:bidi="zh_TW"/>
-          </w:rPr>
-          <w:rPr>
-            <w:color w:val="0000EE"/>
-            <w:u w:val="single"/>
-          </w:rPr>
-          <w:t>6:6–13</w:t>
-        </w:r>
-      </w:hyperlink>
+      <w:r>
+        <w:rPr>
+          <w:lang w:val="zh_TW" w:bidi="zh_TW"/>
+        </w:rPr>
+        <w:t>可1:15–20，</w:t>
+      </w:r>
+      <w:r>
+        <w:rPr>
+          <w:lang w:val="zh_TW" w:bidi="zh_TW"/>
+        </w:rPr>
+        <w:t>2:14–15，</w:t>
+      </w:r>
+      <w:r>
+        <w:rPr>
+          <w:lang w:val="zh_TW" w:bidi="zh_TW"/>
+        </w:rPr>
+        <w:t>3:13–15，</w:t>
+      </w:r>
+      <w:r>
+        <w:rPr>
+          <w:lang w:val="zh_TW" w:bidi="zh_TW"/>
+        </w:rPr>
+        <w:t>5:18–20，</w:t>
+      </w:r>
+      <w:r>
+        <w:rPr>
+          <w:lang w:val="zh_TW" w:bidi="zh_TW"/>
+        </w:rPr>
+        <w:t>6:6–13</w:t>
+      </w:r>
       <w:r>
         <w:rPr>
           <w:lang w:val="zh_TW" w:bidi="zh_TW"/>
         </w:rPr>
         <w:t>、</w:t>
       </w:r>
-      <w:hyperlink r:id="rId91">
-        <w:r>
-          <w:rPr>
-            <w:lang w:val="zh_TW" w:bidi="zh_TW"/>
-          </w:rPr>
-          <w:rPr>
-            <w:color w:val="0000EE"/>
-            <w:u w:val="single"/>
-          </w:rPr>
-          <w:t>30–32，</w:t>
-        </w:r>
-      </w:hyperlink>
-      <w:hyperlink r:id="rId92">
-        <w:r>
-          <w:rPr>
-            <w:lang w:val="zh_TW" w:bidi="zh_TW"/>
-          </w:rPr>
-          <w:rPr>
-            <w:color w:val="0000EE"/>
-            <w:u w:val="single"/>
-          </w:rPr>
-          <w:t>8:34–38，</w:t>
-        </w:r>
-      </w:hyperlink>
-      <w:hyperlink r:id="rId93">
-        <w:r>
-          <w:rPr>
-            <w:lang w:val="zh_TW" w:bidi="zh_TW"/>
-          </w:rPr>
-          <w:rPr>
-            <w:color w:val="0000EE"/>
-            <w:u w:val="single"/>
-          </w:rPr>
-          <w:t>9:38–50，</w:t>
-        </w:r>
-      </w:hyperlink>
-      <w:hyperlink r:id="rId94">
-        <w:r>
-          <w:rPr>
-            <w:lang w:val="zh_TW" w:bidi="zh_TW"/>
-          </w:rPr>
-          <w:rPr>
-            <w:color w:val="0000EE"/>
-            <w:u w:val="single"/>
-          </w:rPr>
-          <w:t>10:17–31，</w:t>
-        </w:r>
-      </w:hyperlink>
-      <w:hyperlink r:id="rId95">
-        <w:r>
-          <w:rPr>
-            <w:lang w:val="zh_TW" w:bidi="zh_TW"/>
-          </w:rPr>
-          <w:rPr>
-            <w:color w:val="0000EE"/>
-            <w:u w:val="single"/>
-          </w:rPr>
-          <w:t>11:22–25，</w:t>
-        </w:r>
-      </w:hyperlink>
-      <w:hyperlink r:id="rId96">
-        <w:r>
-          <w:rPr>
-            <w:lang w:val="zh_TW" w:bidi="zh_TW"/>
-          </w:rPr>
-          <w:rPr>
-            <w:color w:val="0000EE"/>
-            <w:u w:val="single"/>
-          </w:rPr>
-          <w:t>13:9–13</w:t>
-        </w:r>
-      </w:hyperlink>
+      <w:r>
+        <w:rPr>
+          <w:lang w:val="zh_TW" w:bidi="zh_TW"/>
+        </w:rPr>
+        <w:t>30–32，</w:t>
+      </w:r>
+      <w:r>
+        <w:rPr>
+          <w:lang w:val="zh_TW" w:bidi="zh_TW"/>
+        </w:rPr>
+        <w:t>8:34–38，</w:t>
+      </w:r>
+      <w:r>
+        <w:rPr>
+          <w:lang w:val="zh_TW" w:bidi="zh_TW"/>
+        </w:rPr>
+        <w:t>9:38–50，</w:t>
+      </w:r>
+      <w:r>
+        <w:rPr>
+          <w:lang w:val="zh_TW" w:bidi="zh_TW"/>
+        </w:rPr>
+        <w:t>10:17–31，</w:t>
+      </w:r>
+      <w:r>
+        <w:rPr>
+          <w:lang w:val="zh_TW" w:bidi="zh_TW"/>
+        </w:rPr>
+        <w:t>11:22–25，</w:t>
+      </w:r>
+      <w:r>
+        <w:rPr>
+          <w:lang w:val="zh_TW" w:bidi="zh_TW"/>
+        </w:rPr>
+        <w:t>13:9–13</w:t>
+      </w:r>
       <w:r>
         <w:rPr>
           <w:lang w:val="zh_TW" w:bidi="zh_TW"/>
         </w:rPr>
         <w:t>；</w:t>
       </w:r>
-      <w:hyperlink r:id="rId97">
-        <w:r>
-          <w:rPr>
-            <w:lang w:val="zh_TW" w:bidi="zh_TW"/>
-          </w:rPr>
-          <w:rPr>
-            <w:color w:val="0000EE"/>
-            <w:u w:val="single"/>
-          </w:rPr>
-          <w:t>路14:25–35，</w:t>
-        </w:r>
-      </w:hyperlink>
-      <w:hyperlink r:id="rId57">
-        <w:r>
-          <w:rPr>
-            <w:lang w:val="zh_TW" w:bidi="zh_TW"/>
-          </w:rPr>
-          <w:rPr>
-            <w:color w:val="0000EE"/>
-            <w:u w:val="single"/>
-          </w:rPr>
-          <w:t>24:47–49</w:t>
-        </w:r>
-      </w:hyperlink>
+      <w:r>
+        <w:rPr>
+          <w:lang w:val="zh_TW" w:bidi="zh_TW"/>
+        </w:rPr>
+        <w:t>路14:25–35，</w:t>
+      </w:r>
+      <w:r>
+        <w:rPr>
+          <w:lang w:val="zh_TW" w:bidi="zh_TW"/>
+        </w:rPr>
+        <w:t>24:47–49</w:t>
+      </w:r>
       <w:r>
         <w:rPr>
           <w:lang w:val="zh_TW" w:bidi="zh_TW"/>
         </w:rPr>
         <w:t>；</w:t>
       </w:r>
-      <w:hyperlink r:id="rId98">
-        <w:r>
-          <w:rPr>
-            <w:lang w:val="zh_TW" w:bidi="zh_TW"/>
-          </w:rPr>
-          <w:rPr>
-            <w:color w:val="0000EE"/>
-            <w:u w:val="single"/>
-          </w:rPr>
-          <w:t>約8:12，</w:t>
-        </w:r>
-      </w:hyperlink>
-      <w:hyperlink r:id="rId99">
-        <w:r>
-          <w:rPr>
-            <w:lang w:val="zh_TW" w:bidi="zh_TW"/>
-          </w:rPr>
-          <w:rPr>
-            <w:color w:val="0000EE"/>
-            <w:u w:val="single"/>
-          </w:rPr>
-          <w:t>10:27，</w:t>
-        </w:r>
-      </w:hyperlink>
-      <w:hyperlink r:id="rId100">
-        <w:r>
-          <w:rPr>
-            <w:lang w:val="zh_TW" w:bidi="zh_TW"/>
-          </w:rPr>
-          <w:rPr>
-            <w:color w:val="0000EE"/>
-            <w:u w:val="single"/>
-          </w:rPr>
-          <w:t>12:26</w:t>
-        </w:r>
-      </w:hyperlink>
+      <w:r>
+        <w:rPr>
+          <w:lang w:val="zh_TW" w:bidi="zh_TW"/>
+        </w:rPr>
+        <w:t>約8:12，</w:t>
+      </w:r>
+      <w:r>
+        <w:rPr>
+          <w:lang w:val="zh_TW" w:bidi="zh_TW"/>
+        </w:rPr>
+        <w:t>10:27，</w:t>
+      </w:r>
+      <w:r>
+        <w:rPr>
+          <w:lang w:val="zh_TW" w:bidi="zh_TW"/>
+        </w:rPr>
+        <w:t>12:26</w:t>
+      </w:r>
       <w:r>
         <w:rPr>
           <w:lang w:val="zh_TW" w:bidi="zh_TW"/>
         </w:rPr>
         <w:t>；</w:t>
       </w:r>
-      <w:hyperlink r:id="rId58">
-        <w:r>
-          <w:rPr>
-            <w:lang w:val="zh_TW" w:bidi="zh_TW"/>
-          </w:rPr>
-          <w:rPr>
-            <w:color w:val="0000EE"/>
-            <w:u w:val="single"/>
-          </w:rPr>
-          <w:t>徒1:8，</w:t>
-        </w:r>
-      </w:hyperlink>
-      <w:hyperlink r:id="rId101">
-        <w:r>
-          <w:rPr>
-            <w:lang w:val="zh_TW" w:bidi="zh_TW"/>
-          </w:rPr>
-          <w:rPr>
-            <w:color w:val="0000EE"/>
-            <w:u w:val="single"/>
-          </w:rPr>
-          <w:t>2:42–47，</w:t>
-        </w:r>
-      </w:hyperlink>
-      <w:hyperlink r:id="rId102">
-        <w:r>
-          <w:rPr>
-            <w:lang w:val="zh_TW" w:bidi="zh_TW"/>
-          </w:rPr>
-          <w:rPr>
-            <w:color w:val="0000EE"/>
-            <w:u w:val="single"/>
-          </w:rPr>
-          <w:t>4:16–20，</w:t>
-        </w:r>
-      </w:hyperlink>
-      <w:hyperlink r:id="rId63">
-        <w:r>
-          <w:rPr>
-            <w:lang w:val="zh_TW" w:bidi="zh_TW"/>
-          </w:rPr>
-          <w:rPr>
-            <w:color w:val="0000EE"/>
-            <w:u w:val="single"/>
-          </w:rPr>
-          <w:t>8:4，</w:t>
-        </w:r>
-      </w:hyperlink>
-      <w:hyperlink r:id="rId103">
-        <w:r>
-          <w:rPr>
-            <w:lang w:val="zh_TW" w:bidi="zh_TW"/>
-          </w:rPr>
-          <w:rPr>
-            <w:color w:val="0000EE"/>
-            <w:u w:val="single"/>
-          </w:rPr>
-          <w:t>9:19–30，</w:t>
-        </w:r>
-      </w:hyperlink>
-      <w:hyperlink r:id="rId104">
-        <w:r>
-          <w:rPr>
-            <w:lang w:val="zh_TW" w:bidi="zh_TW"/>
-          </w:rPr>
-          <w:rPr>
-            <w:color w:val="0000EE"/>
-            <w:u w:val="single"/>
-          </w:rPr>
-          <w:t>11:19–24，</w:t>
-        </w:r>
-      </w:hyperlink>
-      <w:hyperlink r:id="rId66">
-        <w:r>
-          <w:rPr>
-            <w:lang w:val="zh_TW" w:bidi="zh_TW"/>
-          </w:rPr>
-          <w:rPr>
-            <w:color w:val="0000EE"/>
-            <w:u w:val="single"/>
-          </w:rPr>
-          <w:t>13:1–3</w:t>
-        </w:r>
-      </w:hyperlink>
+      <w:r>
+        <w:rPr>
+          <w:lang w:val="zh_TW" w:bidi="zh_TW"/>
+        </w:rPr>
+        <w:t>徒1:8，</w:t>
+      </w:r>
+      <w:r>
+        <w:rPr>
+          <w:lang w:val="zh_TW" w:bidi="zh_TW"/>
+        </w:rPr>
+        <w:t>2:42–47，</w:t>
+      </w:r>
+      <w:r>
+        <w:rPr>
+          <w:lang w:val="zh_TW" w:bidi="zh_TW"/>
+        </w:rPr>
+        <w:t>4:16–20，</w:t>
+      </w:r>
+      <w:r>
+        <w:rPr>
+          <w:lang w:val="zh_TW" w:bidi="zh_TW"/>
+        </w:rPr>
+        <w:t>8:4，</w:t>
+      </w:r>
+      <w:r>
+        <w:rPr>
+          <w:lang w:val="zh_TW" w:bidi="zh_TW"/>
+        </w:rPr>
+        <w:t>9:19–30，</w:t>
+      </w:r>
+      <w:r>
+        <w:rPr>
+          <w:lang w:val="zh_TW" w:bidi="zh_TW"/>
+        </w:rPr>
+        <w:t>11:19–24，</w:t>
+      </w:r>
+      <w:r>
+        <w:rPr>
+          <w:lang w:val="zh_TW" w:bidi="zh_TW"/>
+        </w:rPr>
+        <w:t>13:1–3</w:t>
+      </w:r>
       <w:r>
         <w:rPr>
           <w:lang w:val="zh_TW" w:bidi="zh_TW"/>
         </w:rPr>
         <w:t>；</w:t>
       </w:r>
-      <w:hyperlink r:id="rId67">
-        <w:r>
-          <w:rPr>
-            <w:lang w:val="zh_TW" w:bidi="zh_TW"/>
-          </w:rPr>
-          <w:rPr>
-            <w:color w:val="0000EE"/>
-            <w:u w:val="single"/>
-          </w:rPr>
-          <w:t>羅1:1–16，</w:t>
-        </w:r>
-      </w:hyperlink>
-      <w:hyperlink r:id="rId105">
-        <w:r>
-          <w:rPr>
-            <w:lang w:val="zh_TW" w:bidi="zh_TW"/>
-          </w:rPr>
-          <w:rPr>
-            <w:color w:val="0000EE"/>
-            <w:u w:val="single"/>
-          </w:rPr>
-          <w:t>10:7–15</w:t>
-        </w:r>
-      </w:hyperlink>
+      <w:r>
+        <w:rPr>
+          <w:lang w:val="zh_TW" w:bidi="zh_TW"/>
+        </w:rPr>
+        <w:t>羅1:1–16，</w:t>
+      </w:r>
+      <w:r>
+        <w:rPr>
+          <w:lang w:val="zh_TW" w:bidi="zh_TW"/>
+        </w:rPr>
+        <w:t>10:7–15</w:t>
+      </w:r>
       <w:r>
         <w:rPr>
           <w:lang w:val="zh_TW" w:bidi="zh_TW"/>
         </w:rPr>
         <w:t>；</w:t>
       </w:r>
-      <w:hyperlink r:id="rId70">
-        <w:r>
-          <w:rPr>
-            <w:lang w:val="zh_TW" w:bidi="zh_TW"/>
-          </w:rPr>
-          <w:rPr>
-            <w:color w:val="0000EE"/>
-            <w:u w:val="single"/>
-          </w:rPr>
-          <w:t>林前9:16</w:t>
-        </w:r>
-      </w:hyperlink>
+      <w:r>
+        <w:rPr>
+          <w:lang w:val="zh_TW" w:bidi="zh_TW"/>
+        </w:rPr>
+        <w:t>林前9:16</w:t>
+      </w:r>
       <w:r>
         <w:rPr>
           <w:lang w:val="zh_TW" w:bidi="zh_TW"/>
         </w:rPr>
         <w:t>；</w:t>
       </w:r>
-      <w:hyperlink r:id="rId106">
-        <w:r>
-          <w:rPr>
-            <w:lang w:val="zh_TW" w:bidi="zh_TW"/>
-          </w:rPr>
-          <w:rPr>
-            <w:color w:val="0000EE"/>
-            <w:u w:val="single"/>
-          </w:rPr>
-          <w:t>弗5:1</w:t>
-        </w:r>
-      </w:hyperlink>
+      <w:r>
+        <w:rPr>
+          <w:lang w:val="zh_TW" w:bidi="zh_TW"/>
+        </w:rPr>
+        <w:t>弗5:1</w:t>
+      </w:r>
       <w:r>
         <w:rPr>
           <w:lang w:val="zh_TW" w:bidi="zh_TW"/>
         </w:rPr>
         <w:t>；</w:t>
       </w:r>
-      <w:hyperlink r:id="rId71">
-        <w:r>
-          <w:rPr>
-            <w:lang w:val="zh_TW" w:bidi="zh_TW"/>
-          </w:rPr>
-          <w:rPr>
-            <w:color w:val="0000EE"/>
-            <w:u w:val="single"/>
-          </w:rPr>
-          <w:t>西1:23</w:t>
-        </w:r>
-      </w:hyperlink>
+      <w:r>
+        <w:rPr>
+          <w:lang w:val="zh_TW" w:bidi="zh_TW"/>
+        </w:rPr>
+        <w:t>西1:23</w:t>
+      </w:r>
       <w:r>
         <w:rPr>
           <w:lang w:val="zh_TW" w:bidi="zh_TW"/>
         </w:rPr>
         <w:t>；</w:t>
       </w:r>
-      <w:hyperlink r:id="rId73">
-        <w:r>
-          <w:rPr>
-            <w:lang w:val="zh_TW" w:bidi="zh_TW"/>
-          </w:rPr>
-          <w:rPr>
-            <w:color w:val="0000EE"/>
-            <w:u w:val="single"/>
-          </w:rPr>
-          <w:t>提後4:2</w:t>
-        </w:r>
-      </w:hyperlink>
+      <w:r>
+        <w:rPr>
+          <w:lang w:val="zh_TW" w:bidi="zh_TW"/>
+        </w:rPr>
+        <w:t>提後4:2</w:t>
+      </w:r>
       <w:r>
         <w:rPr>
           <w:lang w:val="zh_TW" w:bidi="zh_TW"/>
         </w:rPr>
         <w:t>；</w:t>
       </w:r>
-      <w:hyperlink r:id="rId107">
-        <w:r>
-          <w:rPr>
-            <w:lang w:val="zh_TW" w:bidi="zh_TW"/>
-          </w:rPr>
-          <w:rPr>
-            <w:color w:val="0000EE"/>
-            <w:u w:val="single"/>
-          </w:rPr>
-          <w:t>彼前2:21</w:t>
-        </w:r>
-      </w:hyperlink>
+      <w:r>
+        <w:rPr>
+          <w:lang w:val="zh_TW" w:bidi="zh_TW"/>
+        </w:rPr>
+        <w:t>彼前2:21</w:t>
+      </w:r>
       <w:r>
         <w:rPr>
           <w:lang w:val="zh_TW" w:bidi="zh_TW"/>
